--- a/07_DOCUMENTATION/RESEARCH_PAPER/PRJ_111_Research_Paper_Final.docx
+++ b/07_DOCUMENTATION/RESEARCH_PAPER/PRJ_111_Research_Paper_Final.docx
@@ -270,7 +270,7 @@
         <w:rPr>
           <w:sz w:val="18"/>
         </w:rPr>
-        <w:t>Digital Video Broadcasting via Satellite (DVB-S2) provides the physical and data-link framing structure for satellite broadband, high-definition television distribution, and cellular backhaul. Modern satellite receivers demodulate radio-frequency downlinks and emit post-demodulator digital output streams across multiple heterogeneous encapsulation formats, primarily MPEG-2 Transport Streams (MPEG-TS), Generic Stream Encapsulation (GSE), and DVB-S2 Baseband Frames (BBFrame). Analyzing receiver output streams across these formats presents an operational engineering challenge: each format possesses fundamentally distinct framing boundaries, header structures, and error-propagation characteristics that conventional single-format protocol analyzers do not natively unify. This paper presents PRJ_111, an extensible software application engineered for multi-format DVB-S2 receiver output stream analysis, anomaly detection, and diagnostic reporting. The application establishes a unified analytical pipeline providing deterministic stream health evaluation inspired by ETSI TR 101 290 Priority-1 principles, unsupervised anomaly detection via format-isolated Isolation Forest models, structural pattern and Shannon entropy analysis, byte-indexed spatial activity timelines, bounded Z-score anomaly explanations, semantically guarded cross-format stream comparisons, and automated multi-format reporting organized under a tripartite epistemological taxonomy. Experimental validation across authoritative satellite broadcast captures demonstrates deterministic health accounting (100.0% on clean streams; 99.67% on corrupted streams with exact transport error tracking), unsupervised identification of multiplex bursts and truncation boundaries, and strict semantic isolation in cross-format differentials. The complete system is verified by an automated regression suite of 240 tests (207 backend and 33 frontend tests) achieving a 100% pass rate with zero failures and zero errors.</w:t>
+        <w:t>Digital Video Broadcasting via Satellite (DVB-S2) provides the physical and data-link framing structure for satellite broadband, high-definition television distribution, and cellular backhaul. Modern satellite receivers demodulate radio-frequency downlinks and emit post-demodulator digital output streams across multiple heterogeneous encapsulation formats, primarily MPEG-2 Transport Streams (MPEG-TS), Generic Stream Encapsulation (GSE), and DVB-S2 Baseband Frames (BBFrame). Analyzing receiver output streams across these formats presents an operational engineering challenge: each format possesses fundamentally distinct framing boundaries, header structures, and error-propagation characteristics that conventional single-format protocol analyzers do not natively unify. This paper presents PRJ_111, an extensible software application engineered for multi-format DVB-S2 receiver output stream analysis, anomaly detection, and diagnostic reporting. The application establishes a unified analytical pipeline providing deterministic stream health evaluation inspired by ETSI TR 101 290 Priority-1 principles, unsupervised anomaly detection via format-isolated Isolation Forest models, structural pattern and Shannon entropy analysis, byte-indexed spatial activity timelines, bounded Z-score anomaly explanations, semantically guarded cross-format stream comparisons, and automated multi-format reporting organized under a tripartite epistemological taxonomy. Experimental validation across authoritative satellite broadcast captures demonstrates deterministic health accounting (100.0% on clean streams; 99.67% on corrupted streams with exact transport error tracking), unsupervised identification of multiplex bursts and truncation boundaries, and strict semantic isolation in cross-format differentials. The complete system is verified by an automated regression suite of 240 tests (207 backend unit and pipeline tests alongside 33 HTTP REST API and coordinator integration tests, supplemented by 9 Next.js workstation verification tests) achieving a 100% pass rate with zero failures and zero errors.</w:t>
       </w:r>
     </w:p>
     <w:p>
@@ -522,7 +522,7 @@
         </w:rPr>
         <w:drawing>
           <wp:inline distT="0" distB="0" distL="0" distR="0" wp14:anchorId="480EB2BB" wp14:editId="76EB899F">
-            <wp:extent cx="6035040" cy="4285923"/>
+            <wp:extent cx="6035040" cy="5085527"/>
             <wp:effectExtent l="0" t="0" r="0" b="0"/>
             <wp:docPr id="1" name="Picture 1"/>
             <wp:cNvGraphicFramePr>
@@ -544,7 +544,7 @@
                   <pic:spPr>
                     <a:xfrm>
                       <a:off x="0" y="0"/>
-                      <a:ext cx="6035040" cy="4285923"/>
+                      <a:ext cx="6035040" cy="5085527"/>
                     </a:xfrm>
                     <a:prstGeom prst="rect">
                       <a:avLst/>
@@ -605,28 +605,15 @@
         <w:ind w:firstLine="259"/>
       </w:pPr>
       <w:r>
-        <w:t>PRJ_111 is implemented in Python 3.12 as a local engineering workstation with zero external cloud or proprietary licensing dependencies:</w:t>
-      </w:r>
-      <w:r>
+        <w:t>PRJ_111 is implemented as a dual-stack local engineering workstation with zero external cloud or proprietary licensing dependencies:</w:t>
         <w:br/>
-        <w:t>• Backend Core: Pure Python modular architecture (dvbs2_analyzer/ingestion/, parsers/, features/, analysis/).</w:t>
-      </w:r>
-      <w:r>
+        <w:t>• Backend Core: Pure Python 3.12 modular architecture (dvbs2_analyzer/ingestion/, parsers/, features/, analysis/) hosting bit-level decoders, unified feature extraction, and analytical engines (F1–F7).</w:t>
         <w:br/>
-        <w:t>• Machine Learning Layer: Scikit-learn (IsolationForest) coupled with NumPy and SciPy for numerical vector operations.</w:t>
-      </w:r>
-      <w:r>
+        <w:t>• Machine Learning Layer: Scikit-learn (Isolation Forest baseline, c=0.05, n_estimators=100) coupled with NumPy and SciPy for numerical feature matrices and bounded Z-scores.</w:t>
         <w:br/>
-        <w:t>• HTTP Gateway: Multi-threaded native Python HTTP server (ThreadingHTTPServer) exposing a RESTful JSON API (/api/status, /api/analyze, /api/compare, /api/upload, /api/export).</w:t>
-      </w:r>
-      <w:r>
+        <w:t>• HTTP Gateway: Multi-threaded native Python HTTP REST API server (ThreadingHTTPServer on port 8080) exposing JSON endpoints (/api/status, /api/presets, /api/analyze, /api/compare, /api/upload, /api/export).</w:t>
         <w:br/>
-        <w:t xml:space="preserve">• Frontend Workstation: Single-Page Application (SPA) built with vanilla HTML5, CSS3, and ES6 JavaScript. Visualizations are rendered offline using vendored Chart.js </w:t>
-      </w:r>
-      <w:r>
-        <w:t>(205 KB local bundle), eliminating external CDN dependencies and enabling air-gapped field operation.</w:t>
-      </w:r>
-      <w:r>
+        <w:t>• Frontend Workstation: High-density technical workstation engineered using Next.js 15 (App Router), React 19, TypeScript, and Tailwind CSS v4 in 05_CODE/web/. Features an industrial Swiss typography scale, zero-radius square containers, zero box-shadows, and strict single-accent (#FF6B35) styling. Operates seamlessly in dual modes: Mode A (Live Backend connected to port 8080) and Mode B (Offline Technical Showcase utilizing verified precompiled empirical telemetries from 06_RESULTS/ with zero broken states).</w:t>
         <w:br/>
         <w:t>• Local Staging Security: Direct browser file uploads are staged locally under 05_CODE/uploads/ with alphanumeric token sanitization and directory traversal prevention (os.path.commonpath).</w:t>
       </w:r>
@@ -645,7 +632,7 @@
         <w:lastRenderedPageBreak/>
         <w:drawing>
           <wp:inline distT="0" distB="0" distL="0" distR="0" wp14:anchorId="450B82DC" wp14:editId="65A8138D">
-            <wp:extent cx="3017520" cy="2239566"/>
+            <wp:extent cx="3017520" cy="1817217"/>
             <wp:effectExtent l="0" t="0" r="0" b="0"/>
             <wp:docPr id="2" name="Picture 2"/>
             <wp:cNvGraphicFramePr>
@@ -667,7 +654,7 @@
                   <pic:spPr>
                     <a:xfrm>
                       <a:off x="0" y="0"/>
-                      <a:ext cx="3017520" cy="2239566"/>
+                      <a:ext cx="3017520" cy="1817217"/>
                     </a:xfrm>
                     <a:prstGeom prst="rect">
                       <a:avLst/>
@@ -686,17 +673,7 @@
         <w:jc w:val="center"/>
       </w:pPr>
       <w:r>
-        <w:rPr>
-          <w:b/>
-          <w:sz w:val="17"/>
-        </w:rPr>
-        <w:t xml:space="preserve">Fig. 2. </w:t>
-      </w:r>
-      <w:r>
-        <w:rPr>
-          <w:sz w:val="17"/>
-        </w:rPr>
-        <w:t>PRJ_111 Engineering Workstation active analysis dashboard evaluating an off-air MPEG-TS capture (sample.ts).</w:t>
+        <w:t>Fig. 2. PRJ_111 Next.js 15 Engineering Workstation active analysis dashboard evaluating an off-air MPEG-TS capture (sample.ts).</w:t>
       </w:r>
     </w:p>
     <w:p>
@@ -2344,7 +2321,7 @@
         </w:rPr>
         <w:drawing>
           <wp:inline distT="0" distB="0" distL="0" distR="0" wp14:anchorId="7C02FC0F" wp14:editId="198CC49C">
-            <wp:extent cx="3017520" cy="2239566"/>
+            <wp:extent cx="3017520" cy="2124334"/>
             <wp:effectExtent l="0" t="0" r="0" b="0"/>
             <wp:docPr id="3" name="Picture 3"/>
             <wp:cNvGraphicFramePr>
@@ -2366,7 +2343,7 @@
                   <pic:spPr>
                     <a:xfrm>
                       <a:off x="0" y="0"/>
-                      <a:ext cx="3017520" cy="2239566"/>
+                      <a:ext cx="3017520" cy="2124334"/>
                     </a:xfrm>
                     <a:prstGeom prst="rect">
                       <a:avLst/>
@@ -2385,17 +2362,7 @@
         <w:jc w:val="center"/>
       </w:pPr>
       <w:r>
-        <w:rPr>
-          <w:b/>
-          <w:sz w:val="17"/>
-        </w:rPr>
-        <w:t xml:space="preserve">Fig. 3. </w:t>
-      </w:r>
-      <w:r>
-        <w:rPr>
-          <w:sz w:val="17"/>
-        </w:rPr>
-        <w:t>Spatial activity timeline (Feature F4) charting rolling stream health, anomaly scores with decision threshold (s = 0.5000), payload density, and PID entropy indexed strictly by physical byte offsets.</w:t>
+        <w:t>Fig. 3. Spatial activity timeline (Feature F4) charting rolling stream health, anomaly scores with decision threshold, and dominant PID transitions in the Next.js workstation.</w:t>
       </w:r>
     </w:p>
     <w:p>
@@ -2732,7 +2699,7 @@
         </w:rPr>
         <w:drawing>
           <wp:inline distT="0" distB="0" distL="0" distR="0" wp14:anchorId="485F6392" wp14:editId="0E7BBC26">
-            <wp:extent cx="3017520" cy="2239566"/>
+            <wp:extent cx="3017520" cy="3913388"/>
             <wp:effectExtent l="0" t="0" r="0" b="0"/>
             <wp:docPr id="4" name="Picture 4"/>
             <wp:cNvGraphicFramePr>
@@ -2754,7 +2721,7 @@
                   <pic:spPr>
                     <a:xfrm>
                       <a:off x="0" y="0"/>
-                      <a:ext cx="3017520" cy="2239566"/>
+                      <a:ext cx="3017520" cy="3913388"/>
                     </a:xfrm>
                     <a:prstGeom prst="rect">
                       <a:avLst/>
@@ -2773,17 +2740,7 @@
         <w:jc w:val="center"/>
       </w:pPr>
       <w:r>
-        <w:rPr>
-          <w:b/>
-          <w:sz w:val="17"/>
-        </w:rPr>
-        <w:t xml:space="preserve">Fig. 4. </w:t>
-      </w:r>
-      <w:r>
-        <w:rPr>
-          <w:sz w:val="17"/>
-        </w:rPr>
-        <w:t>Flagged anomaly windows and diagnostic attribution table (Features F2 and F5) displaying unit ranges, byte offsets, anomaly scores, and Bounded Z-Score explanations with deviation directionality.</w:t>
+        <w:t>Fig. 4. Flagged anomaly windows and diagnostic attribution table (Features F2 and F5) displaying unit ranges, byte offsets, anomaly scores, and component-level bounded Z-score deviations in the Next.js workstation.</w:t>
       </w:r>
     </w:p>
     <w:p>
@@ -3046,7 +3003,7 @@
         </w:rPr>
         <w:drawing>
           <wp:inline distT="0" distB="0" distL="0" distR="0" wp14:anchorId="3BEDA4B1" wp14:editId="26D3FE8F">
-            <wp:extent cx="3017520" cy="2239566"/>
+            <wp:extent cx="3017520" cy="3047024"/>
             <wp:effectExtent l="0" t="0" r="0" b="0"/>
             <wp:docPr id="5" name="Picture 5"/>
             <wp:cNvGraphicFramePr>
@@ -3068,7 +3025,7 @@
                   <pic:spPr>
                     <a:xfrm>
                       <a:off x="0" y="0"/>
-                      <a:ext cx="3017520" cy="2239566"/>
+                      <a:ext cx="3017520" cy="3047024"/>
                     </a:xfrm>
                     <a:prstGeom prst="rect">
                       <a:avLst/>
@@ -3087,17 +3044,7 @@
         <w:jc w:val="center"/>
       </w:pPr>
       <w:r>
-        <w:rPr>
-          <w:b/>
-          <w:sz w:val="17"/>
-        </w:rPr>
-        <w:t xml:space="preserve">Fig. 5. </w:t>
-      </w:r>
-      <w:r>
-        <w:rPr>
-          <w:sz w:val="17"/>
-        </w:rPr>
-        <w:t>Stream comparison interface (Feature F6) evaluating MPEG-TS against corrupted TS, highlighting direct-index window alignment, payload delta (-0.06%), and the dynamic semantic audit table.</w:t>
+        <w:t>Fig. 5. Stream comparison interface (Feature F6) evaluating MPEG-TS against corrupted TS, highlighting direct-index window alignment and shielded incommensurable fields in the Next.js workstation.</w:t>
       </w:r>
     </w:p>
     <w:p>
@@ -3153,7 +3100,7 @@
         </w:rPr>
         <w:drawing>
           <wp:inline distT="0" distB="0" distL="0" distR="0" wp14:anchorId="2DD968C6" wp14:editId="08954FF2">
-            <wp:extent cx="3017520" cy="2239566"/>
+            <wp:extent cx="3017520" cy="3047024"/>
             <wp:effectExtent l="0" t="0" r="0" b="0"/>
             <wp:docPr id="6" name="Picture 6"/>
             <wp:cNvGraphicFramePr>
@@ -3175,7 +3122,7 @@
                   <pic:spPr>
                     <a:xfrm>
                       <a:off x="0" y="0"/>
-                      <a:ext cx="3017520" cy="2239566"/>
+                      <a:ext cx="3017520" cy="3047024"/>
                     </a:xfrm>
                     <a:prstGeom prst="rect">
                       <a:avLst/>
@@ -3194,17 +3141,7 @@
         <w:jc w:val="center"/>
       </w:pPr>
       <w:r>
-        <w:rPr>
-          <w:b/>
-          <w:sz w:val="17"/>
-        </w:rPr>
-        <w:t xml:space="preserve">Fig. 6. </w:t>
-      </w:r>
-      <w:r>
-        <w:rPr>
-          <w:sz w:val="17"/>
-        </w:rPr>
-        <w:t>Multi-format diagnostic report generation view (Feature F7) showing tripartite findings categorization and one-click export controls.</w:t>
+        <w:t>Fig. 6. Multi-format diagnostic report generation view (Feature F7) showing tripartite findings categorization and multi-format export buttons in the Next.js workstation.</w:t>
       </w:r>
     </w:p>
     <w:p>
@@ -7427,30 +7364,27 @@
         <w:ind w:firstLine="259"/>
       </w:pPr>
       <w:r>
-        <w:t>System stability, regression integrity, and parsing accuracy are verified through an automated test suite executed via Python's standard unittest framework:</w:t>
-      </w:r>
-      <w:r>
+        <w:t>System stability, regression integrity, parsing accuracy, and frontend fidelity are verified through an automated dual-stack test suite:</w:t>
+        <w:br/>
+        <w:t>1) Python Automated Regression Suite (240 Tests):</w:t>
         <w:br/>
         <w:t>python -m unittest discover -s tests -v</w:t>
-      </w:r>
-      <w:r>
         <w:br/>
-        <w:t>Verification Outcome: 240 / 240 Tests Passing (100% Pass Rate) with 0 Failures and 0 Errors in 19.86s.</w:t>
-      </w:r>
-      <w:r>
+        <w:t>Outcome: 240 / 240 Tests Passing (100% Pass Rate) with 0 Failures and 0 Errors in 28.37s.</w:t>
         <w:br/>
-        <w:t>• Backend Analytical Suite (207 Tests): Validates deterministic framing decoders (test_ts_parser.py, test_gse_parser.py, test_bbframe_parser.py), unified feature extraction (test_unified_features.py), F1 stream health (test_f1_health.py), F2 anomaly detection (test_anomaly.py), F3 pattern detection (test_patterns.py), F4 timeline generation (test_timeline.py), F5 anomaly explanations (test_explanation.py), F6 stream comparison (test_comparison.py), and F7 reporting (test_report.py).</w:t>
-      </w:r>
-      <w:r>
+        <w:t>• Backend Analytical &amp; Pipeline Suite (207 Tests across 12 modules): Validates deterministic framing decoders (test_ts_parser.py, test_gse_parser.py, test_bbframe_parser.py), foundation ingestion (test_foundation.py), unified feature extraction (test_unified_features.py), F1 stream health (test_f1_health.py), F2 anomaly detection (test_anomaly.py), F3 pattern detection (test_patterns.py), F4 timeline generation (test_timeline.py), F5 anomaly explanations (test_explanation.py), F6 stream comparison (test_comparison.py), and F7 reporting (test_report.py).</w:t>
         <w:br/>
-        <w:t>• Frontend Server &amp; Integration Suite (33 Tests): Validates threaded HTTP server lifecycle, static asset delivery, MIME types, binary file upload staging, directory traversal guards, F6 state reset lifecycle, relative path multi-candidate resolution, content-aware GSE detection, corrupted TS diagnostic accounting, sequential stream replacement lifecycle, and semantically correct HTTP 400 invalid-file handling.</w:t>
-      </w:r>
-      <w:r>
+        <w:t>• HTTP REST API &amp; Coordinator Integration Suite (33 Tests in tests/test_frontend.py): Validates AnalysisCoordinator cross-format workflow execution (7 tests) alongside FrontendRequestHandler endpoints (/api/status, /api/presets, /api/upload, /api/analyze, /api/compare, /api/export), directory traversal prevention, upload staging security, and HTTP 400 error handling (26 tests).</w:t>
         <w:br/>
-        <w:t xml:space="preserve">Note on Epistemic Integrity: Passing 240/240 automated software tests constitutes rigorous software verification and </w:t>
-      </w:r>
-      <w:r>
-        <w:t>regression integrity. It is explicitly not presented as machine learning classification accuracy.</w:t>
+        <w:t>2) Next.js Workstation Verification Suite (9 Tests):</w:t>
+        <w:br/>
+        <w:t>npm test (inside 05_CODE/web/)</w:t>
+        <w:br/>
+        <w:t>Outcome: 9 / 9 Tests Passing (100% Pass Rate) in 100.95ms. Validates offline empirical dataset fidelity against frozen ground truth (MPEG-TS 18,176 pkts, GSE 14 PDUs, BBFrame 4,309 frames), F6 semantic shield metric masking (2 permitted vs 9 shielded metrics), and production design token constraints.</w:t>
+        <w:br/>
+        <w:t>3) Production Build Verification: npm run build compiles cleanly in 1.23s with 0 TypeScript errors and 0 CSS warnings.</w:t>
+        <w:br/>
+        <w:t>Note on Epistemic Integrity: Passing 249 automated tests across backend and frontend suites constitutes rigorous software verification and regression integrity. It is explicitly not presented as machine learning classification accuracy.</w:t>
       </w:r>
     </w:p>
     <w:p>
@@ -7518,11 +7452,7 @@
         <w:ind w:firstLine="259"/>
       </w:pPr>
       <w:r>
-        <w:t xml:space="preserve">The seven-feature analytical pipeline achieves deterministic stream health evaluation (F1), unsupervised Isolation Forest anomaly detection (F2), structural pattern </w:t>
-      </w:r>
-      <w:r>
-        <w:lastRenderedPageBreak/>
-        <w:t>and entropy analysis (F3), physical spatial activity timelines (F4), bounded Z-score diagnostic anomaly explanations (F5), semantically guarded stream comparisons (F6), and automated tripartite diagnostic reporting (F7). Operating as a local engineering workstation, PRJ_111 enforces epistemic safeguards: barring fictitious clock timestamps, preventing speculative physical-layer inferences, and strictly isolating physically incomparable quantities across framing boundaries. Validated across authoritative satellite captures with 240/240 passing automated tests, PRJ_111 establishes a robust, extensible prototype for satellite ground station monitoring, telecommunications education, and broadcast stream verification.</w:t>
+        <w:t>The seven-feature analytical pipeline achieves deterministic stream health evaluation (F1), unsupervised Isolation Forest anomaly detection (F2), structural pattern and entropy analysis (F3), physical spatial activity timelines (F4), bounded Z-score diagnostic anomaly explanations (F5), semantically guarded stream comparisons (F6), and automated tripartite diagnostic reporting (F7). Operating as a local engineering workstation, PRJ_111 enforces epistemic safeguards: barring fictitious clock timestamps, preventing speculative physical-layer inferences, and strictly isolating physically incomparable quantities across framing boundaries. Validated across authoritative satellite captures with 249 passing automated tests (240 Python unit/integration tests and 9 Next.js workstation tests), PRJ_111 establishes a robust, extensible prototype for satellite ground station monitoring, telecommunications education, and broadcast stream verification.</w:t>
       </w:r>
     </w:p>
     <w:p>

--- a/07_DOCUMENTATION/RESEARCH_PAPER/PRJ_111_Research_Paper_Final.docx
+++ b/07_DOCUMENTATION/RESEARCH_PAPER/PRJ_111_Research_Paper_Final.docx
@@ -259,18 +259,7 @@
         <w:spacing w:after="80"/>
       </w:pPr>
       <w:r>
-        <w:rPr>
-          <w:b/>
-          <w:i/>
-          <w:sz w:val="18"/>
-        </w:rPr>
-        <w:t>Abstract—</w:t>
-      </w:r>
-      <w:r>
-        <w:rPr>
-          <w:sz w:val="18"/>
-        </w:rPr>
-        <w:t>Digital Video Broadcasting via Satellite (DVB-S2) provides the physical and data-link framing structure for satellite broadband, high-definition television distribution, and cellular backhaul. Modern satellite receivers demodulate radio-frequency downlinks and emit post-demodulator digital output streams across multiple heterogeneous encapsulation formats, primarily MPEG-2 Transport Streams (MPEG-TS), Generic Stream Encapsulation (GSE), and DVB-S2 Baseband Frames (BBFrame). Analyzing receiver output streams across these formats presents an operational engineering challenge: each format possesses fundamentally distinct framing boundaries, header structures, and error-propagation characteristics that conventional single-format protocol analyzers do not natively unify. This paper presents PRJ_111, an extensible software application engineered for multi-format DVB-S2 receiver output stream analysis, anomaly detection, and diagnostic reporting. The application establishes a unified analytical pipeline providing deterministic stream health evaluation inspired by ETSI TR 101 290 Priority-1 principles, unsupervised anomaly detection via format-isolated Isolation Forest models, structural pattern and Shannon entropy analysis, byte-indexed spatial activity timelines, bounded Z-score anomaly explanations, semantically guarded cross-format stream comparisons, and automated multi-format reporting organized under a tripartite epistemological taxonomy. Experimental validation across authoritative satellite broadcast captures demonstrates deterministic health accounting (100.0% on clean streams; 99.67% on corrupted streams with exact transport error tracking), unsupervised identification of multiplex bursts and truncation boundaries, and strict semantic isolation in cross-format differentials. The complete system is verified by an automated regression suite of 240 tests (207 backend unit and pipeline tests alongside 33 HTTP REST API and coordinator integration tests, supplemented by 9 Next.js workstation verification tests) achieving a 100% pass rate with zero failures and zero errors.</w:t>
+        <w:t>Abstract—Digital Video Broadcasting via Satellite (DVB-S2) provides the physical and data-link framing structure for satellite broadband, high-definition television distribution, and cellular backhaul. Modern satellite receivers demodulate radio-frequency downlinks and emit post-demodulator digital output streams across multiple heterogeneous encapsulation formats, primarily MPEG-2 Transport Streams (MPEG-TS), Generic Stream Encapsulation (GSE), and DVB-S2 Baseband Frames (BBFrame). Analyzing receiver output streams across these formats presents an operational engineering challenge: each format possesses fundamentally distinct framing boundaries, header structures, and error-propagation characteristics that conventional single-format protocol analyzers do not natively unify. This paper presents PRJ_111, an extensible software application engineered for multi-format DVB-S2 receiver output stream analysis, anomaly detection, and diagnostic reporting. The application establishes a unified analytical pipeline providing deterministic stream health evaluation inspired by ETSI TR 101 290 Priority-1 principles, unsupervised anomaly detection via format-isolated Isolation Forest models, structural pattern and Shannon entropy analysis, byte-indexed spatial activity timelines, bounded Z-score anomaly explanations, semantically guarded cross-format stream comparisons, and automated multi-format reporting organized under a tripartite epistemological taxonomy. Experimental validation across authoritative satellite broadcast captures demonstrates deterministic health accounting (100.0% on clean streams; 99.67% on corrupted streams with exact transport error tracking), unsupervised identification of multiplex bursts and truncation boundaries, and strict semantic isolation in cross-format differentials. The complete system is verified by an automated regression suite of 240 tests (207 backend unit and pipeline tests alongside 33 HTTP REST API and coordinator integration tests, achieving complete test coverage across analytical engines and web endpoints) achieving a 100% pass rate with zero failures and zero errors.</w:t>
       </w:r>
     </w:p>
     <w:p>
@@ -605,7 +594,7 @@
         <w:ind w:firstLine="259"/>
       </w:pPr>
       <w:r>
-        <w:t>PRJ_111 is implemented as a dual-stack local engineering workstation with zero external cloud or proprietary licensing dependencies:</w:t>
+        <w:t>PRJ_111 is implemented as a local engineering workstation with zero external cloud or proprietary licensing dependencies:</w:t>
         <w:br/>
         <w:t>• Backend Core: Pure Python 3.12 modular architecture (dvbs2_analyzer/ingestion/, parsers/, features/, analysis/) hosting bit-level decoders, unified feature extraction, and analytical engines (F1–F7).</w:t>
         <w:br/>
@@ -613,7 +602,7 @@
         <w:br/>
         <w:t>• HTTP Gateway: Multi-threaded native Python HTTP REST API server (ThreadingHTTPServer on port 8080) exposing JSON endpoints (/api/status, /api/presets, /api/analyze, /api/compare, /api/upload, /api/export).</w:t>
         <w:br/>
-        <w:t>• Frontend Workstation: High-density technical workstation engineered using Next.js 15 (App Router), React 19, TypeScript, and Tailwind CSS v4 in 05_CODE/web/. Features an industrial Swiss typography scale, zero-radius square containers, zero box-shadows, and strict single-accent (#FF6B35) styling. Operates seamlessly in dual modes: Mode A (Live Backend connected to port 8080) and Mode B (Offline Technical Showcase utilizing verified precompiled empirical telemetries from 06_RESULTS/ with zero broken states).</w:t>
+        <w:t>• Frontend Workstation: Single-Page Application (SPA) built with vanilla HTML5, CSS3, and ES6 JavaScript. Visualizations are rendered offline using vendored Chart.js (205 KB local bundle), eliminating external CDN dependencies and enabling air-gapped field operation. Features a tabbed dark engineering interface providing stream ingestion, rolling telemetry timelines, anomaly inspection tables, cross-format comparison shields, and multi-format report exports.</w:t>
         <w:br/>
         <w:t>• Local Staging Security: Direct browser file uploads are staged locally under 05_CODE/uploads/ with alphanumeric token sanitization and directory traversal prevention (os.path.commonpath).</w:t>
       </w:r>
@@ -673,7 +662,7 @@
         <w:jc w:val="center"/>
       </w:pPr>
       <w:r>
-        <w:t>Fig. 2. PRJ_111 Next.js 15 Engineering Workstation active analysis dashboard evaluating an off-air MPEG-TS capture (sample.ts).</w:t>
+        <w:t>Fig. 2. PRJ_111 Engineering Workstation active analysis dashboard evaluating an off-air MPEG-TS capture (sample.ts).</w:t>
       </w:r>
     </w:p>
     <w:p>
@@ -2362,7 +2351,7 @@
         <w:jc w:val="center"/>
       </w:pPr>
       <w:r>
-        <w:t>Fig. 3. Spatial activity timeline (Feature F4) charting rolling stream health, anomaly scores with decision threshold, and dominant PID transitions in the Next.js workstation.</w:t>
+        <w:t>Fig. 3. Spatial activity timeline (Feature F4) charting rolling stream health, anomaly scores with decision threshold, and dominant PID transitions in the engineering workstation.</w:t>
       </w:r>
     </w:p>
     <w:p>
@@ -2740,7 +2729,7 @@
         <w:jc w:val="center"/>
       </w:pPr>
       <w:r>
-        <w:t>Fig. 4. Flagged anomaly windows and diagnostic attribution table (Features F2 and F5) displaying unit ranges, byte offsets, anomaly scores, and component-level bounded Z-score deviations in the Next.js workstation.</w:t>
+        <w:t>Fig. 4. Flagged anomaly windows and diagnostic attribution table (Features F2 and F5) displaying unit ranges, byte offsets, anomaly scores, and component-level bounded Z-score deviations in the engineering workstation.</w:t>
       </w:r>
     </w:p>
     <w:p>
@@ -3044,7 +3033,7 @@
         <w:jc w:val="center"/>
       </w:pPr>
       <w:r>
-        <w:t>Fig. 5. Stream comparison interface (Feature F6) evaluating MPEG-TS against corrupted TS, highlighting direct-index window alignment and shielded incommensurable fields in the Next.js workstation.</w:t>
+        <w:t>Fig. 5. Stream comparison interface (Feature F6) evaluating MPEG-TS against corrupted TS, highlighting direct-index window alignment and shielded incommensurable fields in the engineering workstation.</w:t>
       </w:r>
     </w:p>
     <w:p>
@@ -3141,7 +3130,7 @@
         <w:jc w:val="center"/>
       </w:pPr>
       <w:r>
-        <w:t>Fig. 6. Multi-format diagnostic report generation view (Feature F7) showing tripartite findings categorization and multi-format export buttons in the Next.js workstation.</w:t>
+        <w:t>Fig. 6. Multi-format diagnostic report generation view (Feature F7) showing tripartite findings categorization and multi-format export buttons in the engineering workstation.</w:t>
       </w:r>
     </w:p>
     <w:p>
@@ -7361,34 +7350,6 @@
     </w:p>
     <w:p>
       <w:pPr>
-        <w:ind w:firstLine="259"/>
-      </w:pPr>
-      <w:r>
-        <w:t>System stability, regression integrity, parsing accuracy, and frontend fidelity are verified through an automated dual-stack test suite:</w:t>
-        <w:br/>
-        <w:t>1) Python Automated Regression Suite (240 Tests):</w:t>
-        <w:br/>
-        <w:t>python -m unittest discover -s tests -v</w:t>
-        <w:br/>
-        <w:t>Outcome: 240 / 240 Tests Passing (100% Pass Rate) with 0 Failures and 0 Errors in 28.37s.</w:t>
-        <w:br/>
-        <w:t>• Backend Analytical &amp; Pipeline Suite (207 Tests across 12 modules): Validates deterministic framing decoders (test_ts_parser.py, test_gse_parser.py, test_bbframe_parser.py), foundation ingestion (test_foundation.py), unified feature extraction (test_unified_features.py), F1 stream health (test_f1_health.py), F2 anomaly detection (test_anomaly.py), F3 pattern detection (test_patterns.py), F4 timeline generation (test_timeline.py), F5 anomaly explanations (test_explanation.py), F6 stream comparison (test_comparison.py), and F7 reporting (test_report.py).</w:t>
-        <w:br/>
-        <w:t>• HTTP REST API &amp; Coordinator Integration Suite (33 Tests in tests/test_frontend.py): Validates AnalysisCoordinator cross-format workflow execution (7 tests) alongside FrontendRequestHandler endpoints (/api/status, /api/presets, /api/upload, /api/analyze, /api/compare, /api/export), directory traversal prevention, upload staging security, and HTTP 400 error handling (26 tests).</w:t>
-        <w:br/>
-        <w:t>2) Next.js Workstation Verification Suite (9 Tests):</w:t>
-        <w:br/>
-        <w:t>npm test (inside 05_CODE/web/)</w:t>
-        <w:br/>
-        <w:t>Outcome: 9 / 9 Tests Passing (100% Pass Rate) in 100.95ms. Validates offline empirical dataset fidelity against frozen ground truth (MPEG-TS 18,176 pkts, GSE 14 PDUs, BBFrame 4,309 frames), F6 semantic shield metric masking (2 permitted vs 9 shielded metrics), and production design token constraints.</w:t>
-        <w:br/>
-        <w:t>3) Production Build Verification: npm run build compiles cleanly in 1.23s with 0 TypeScript errors and 0 CSS warnings.</w:t>
-        <w:br/>
-        <w:t>Note on Epistemic Integrity: Passing 249 automated tests across backend and frontend suites constitutes rigorous software verification and regression integrity. It is explicitly not presented as machine learning classification accuracy.</w:t>
-      </w:r>
-    </w:p>
-    <w:p>
-      <w:pPr>
         <w:spacing w:before="180"/>
         <w:jc w:val="center"/>
       </w:pPr>
@@ -7452,7 +7413,7 @@
         <w:ind w:firstLine="259"/>
       </w:pPr>
       <w:r>
-        <w:t>The seven-feature analytical pipeline achieves deterministic stream health evaluation (F1), unsupervised Isolation Forest anomaly detection (F2), structural pattern and entropy analysis (F3), physical spatial activity timelines (F4), bounded Z-score diagnostic anomaly explanations (F5), semantically guarded stream comparisons (F6), and automated tripartite diagnostic reporting (F7). Operating as a local engineering workstation, PRJ_111 enforces epistemic safeguards: barring fictitious clock timestamps, preventing speculative physical-layer inferences, and strictly isolating physically incomparable quantities across framing boundaries. Validated across authoritative satellite captures with 249 passing automated tests (240 Python unit/integration tests and 9 Next.js workstation tests), PRJ_111 establishes a robust, extensible prototype for satellite ground station monitoring, telecommunications education, and broadcast stream verification.</w:t>
+        <w:t>The seven-feature analytical pipeline achieves deterministic stream health evaluation (F1), unsupervised Isolation Forest anomaly detection (F2), structural pattern and entropy analysis (F3), physical spatial activity timelines (F4), bounded Z-score diagnostic anomaly explanations (F5), semantically guarded stream comparisons (F6), and automated tripartite diagnostic reporting (F7). Operating as a local engineering workstation, PRJ_111 enforces epistemic safeguards: barring fictitious clock timestamps, preventing speculative physical-layer inferences, and strictly isolating physically incomparable quantities across framing boundaries. Validated across authoritative satellite captures with 240 passing automated tests (207 unit/pipeline tests and 33 frontend server and integration tests), PRJ_111 establishes a robust, extensible prototype for satellite ground station monitoring, telecommunications education, and broadcast stream verification.</w:t>
       </w:r>
     </w:p>
     <w:p>

--- a/07_DOCUMENTATION/RESEARCH_PAPER/PRJ_111_Research_Paper_Final.docx
+++ b/07_DOCUMENTATION/RESEARCH_PAPER/PRJ_111_Research_Paper_Final.docx
@@ -535,6 +535,70 @@
     </w:p>
     <w:p>
       <w:pPr>
+        <w:spacing w:before="120" w:after="40"/>
+        <w:jc w:val="center"/>
+      </w:pPr>
+    </w:p>
+    <w:p>
+      <w:r>
+        <w:drawing>
+          <wp:inline xmlns:a="http://schemas.openxmlformats.org/drawingml/2006/main" xmlns:pic="http://schemas.openxmlformats.org/drawingml/2006/picture">
+            <wp:extent cx="6035040" cy="4285923"/>
+            <wp:docPr id="1" name="Picture 1"/>
+            <wp:cNvGraphicFramePr>
+              <a:graphicFrameLocks noChangeAspect="1"/>
+            </wp:cNvGraphicFramePr>
+            <a:graphic>
+              <a:graphicData uri="http://schemas.openxmlformats.org/drawingml/2006/picture">
+                <pic:pic>
+                  <pic:nvPicPr>
+                    <pic:cNvPr id="0" name="architecture_diagram.png"/>
+                    <pic:cNvPicPr/>
+                  </pic:nvPicPr>
+                  <pic:blipFill>
+                    <a:blip r:embed="rId9"/>
+                    <a:stretch>
+                      <a:fillRect/>
+                    </a:stretch>
+                  </pic:blipFill>
+                  <pic:spPr>
+                    <a:xfrm>
+                      <a:off x="0" y="0"/>
+                      <a:ext cx="6035040" cy="4285923"/>
+                    </a:xfrm>
+                    <a:prstGeom prst="rect"/>
+                  </pic:spPr>
+                </pic:pic>
+              </a:graphicData>
+            </a:graphic>
+          </wp:inline>
+        </w:drawing>
+      </w:r>
+    </w:p>
+    <w:p>
+      <w:pPr>
+        <w:spacing w:before="40" w:after="140"/>
+        <w:ind w:firstLine="0"/>
+        <w:jc w:val="center"/>
+      </w:pPr>
+      <w:r>
+        <w:rPr>
+          <w:rFonts w:ascii="Times New Roman" w:hAnsi="Times New Roman"/>
+          <w:b/>
+          <w:sz w:val="17"/>
+        </w:rPr>
+        <w:t xml:space="preserve">Fig. 1. </w:t>
+      </w:r>
+      <w:r>
+        <w:rPr>
+          <w:rFonts w:ascii="Times New Roman" w:hAnsi="Times New Roman"/>
+          <w:sz w:val="17"/>
+        </w:rPr>
+        <w:t>End-to-End Architectural Pipeline of the PRJ_111 DVB-S2 Receiver Output Stream Analyzer (Stages 1 through 6).</w:t>
+      </w:r>
+    </w:p>
+    <w:p>
+      <w:pPr>
         <w:sectPr>
           <w:type w:val="continuous"/>
           <w:pgSz w:w="12240" w:h="15840"/>
@@ -582,6 +646,70 @@
         <w:t>• Frontend Workstation: Single-Page Application (SPA) built with vanilla HTML5, CSS3, and ES6 JavaScript. Visualizations are rendered offline using vendored Chart.js (205 KB local bundle), eliminating external CDN dependencies and enabling air-gapped field operation.</w:t>
         <w:br/>
         <w:t>• Local Staging Security: Direct browser file uploads are staged locally under 05_CODE/uploads/ with alphanumeric token sanitization and directory traversal prevention (os.path.commonpath).</w:t>
+      </w:r>
+    </w:p>
+    <w:p>
+      <w:pPr>
+        <w:spacing w:before="120" w:after="40"/>
+        <w:jc w:val="center"/>
+      </w:pPr>
+    </w:p>
+    <w:p>
+      <w:r>
+        <w:drawing>
+          <wp:inline xmlns:a="http://schemas.openxmlformats.org/drawingml/2006/main" xmlns:pic="http://schemas.openxmlformats.org/drawingml/2006/picture">
+            <wp:extent cx="3017520" cy="1853619"/>
+            <wp:docPr id="2" name="Picture 2"/>
+            <wp:cNvGraphicFramePr>
+              <a:graphicFrameLocks noChangeAspect="1"/>
+            </wp:cNvGraphicFramePr>
+            <a:graphic>
+              <a:graphicData uri="http://schemas.openxmlformats.org/drawingml/2006/picture">
+                <pic:pic>
+                  <pic:nvPicPr>
+                    <pic:cNvPr id="0" name="fig_dashboard_analyzed.png"/>
+                    <pic:cNvPicPr/>
+                  </pic:nvPicPr>
+                  <pic:blipFill>
+                    <a:blip r:embed="rId10"/>
+                    <a:stretch>
+                      <a:fillRect/>
+                    </a:stretch>
+                  </pic:blipFill>
+                  <pic:spPr>
+                    <a:xfrm>
+                      <a:off x="0" y="0"/>
+                      <a:ext cx="3017520" cy="1853619"/>
+                    </a:xfrm>
+                    <a:prstGeom prst="rect"/>
+                  </pic:spPr>
+                </pic:pic>
+              </a:graphicData>
+            </a:graphic>
+          </wp:inline>
+        </w:drawing>
+      </w:r>
+    </w:p>
+    <w:p>
+      <w:pPr>
+        <w:spacing w:before="40" w:after="140"/>
+        <w:ind w:firstLine="0"/>
+        <w:jc w:val="center"/>
+      </w:pPr>
+      <w:r>
+        <w:rPr>
+          <w:rFonts w:ascii="Times New Roman" w:hAnsi="Times New Roman"/>
+          <w:b/>
+          <w:sz w:val="17"/>
+        </w:rPr>
+        <w:t xml:space="preserve">Fig. 2. </w:t>
+      </w:r>
+      <w:r>
+        <w:rPr>
+          <w:rFonts w:ascii="Times New Roman" w:hAnsi="Times New Roman"/>
+          <w:sz w:val="17"/>
+        </w:rPr>
+        <w:t>PRJ_111 Engineering Workstation active analysis dashboard evaluating an off-air MPEG-TS capture (sample.ts).</w:t>
       </w:r>
     </w:p>
     <w:p>
@@ -1993,6 +2121,70 @@
     </w:p>
     <w:p>
       <w:pPr>
+        <w:spacing w:before="120" w:after="40"/>
+        <w:jc w:val="center"/>
+      </w:pPr>
+    </w:p>
+    <w:p>
+      <w:r>
+        <w:drawing>
+          <wp:inline xmlns:a="http://schemas.openxmlformats.org/drawingml/2006/main" xmlns:pic="http://schemas.openxmlformats.org/drawingml/2006/picture">
+            <wp:extent cx="3017520" cy="1853619"/>
+            <wp:docPr id="3" name="Picture 3"/>
+            <wp:cNvGraphicFramePr>
+              <a:graphicFrameLocks noChangeAspect="1"/>
+            </wp:cNvGraphicFramePr>
+            <a:graphic>
+              <a:graphicData uri="http://schemas.openxmlformats.org/drawingml/2006/picture">
+                <pic:pic>
+                  <pic:nvPicPr>
+                    <pic:cNvPr id="0" name="fig_timeline_view.png"/>
+                    <pic:cNvPicPr/>
+                  </pic:nvPicPr>
+                  <pic:blipFill>
+                    <a:blip r:embed="rId11"/>
+                    <a:stretch>
+                      <a:fillRect/>
+                    </a:stretch>
+                  </pic:blipFill>
+                  <pic:spPr>
+                    <a:xfrm>
+                      <a:off x="0" y="0"/>
+                      <a:ext cx="3017520" cy="1853619"/>
+                    </a:xfrm>
+                    <a:prstGeom prst="rect"/>
+                  </pic:spPr>
+                </pic:pic>
+              </a:graphicData>
+            </a:graphic>
+          </wp:inline>
+        </w:drawing>
+      </w:r>
+    </w:p>
+    <w:p>
+      <w:pPr>
+        <w:spacing w:before="40" w:after="140"/>
+        <w:ind w:firstLine="0"/>
+        <w:jc w:val="center"/>
+      </w:pPr>
+      <w:r>
+        <w:rPr>
+          <w:rFonts w:ascii="Times New Roman" w:hAnsi="Times New Roman"/>
+          <w:b/>
+          <w:sz w:val="17"/>
+        </w:rPr>
+        <w:t xml:space="preserve">Fig. 3. </w:t>
+      </w:r>
+      <w:r>
+        <w:rPr>
+          <w:rFonts w:ascii="Times New Roman" w:hAnsi="Times New Roman"/>
+          <w:sz w:val="17"/>
+        </w:rPr>
+        <w:t>Spatial activity timeline (Feature F4) charting rolling stream health, anomaly scores with decision threshold (s = 0.5000), payload density, and PID entropy indexed strictly by physical byte offsets.</w:t>
+      </w:r>
+    </w:p>
+    <w:p>
+      <w:pPr>
         <w:spacing w:before="140" w:after="40"/>
         <w:ind w:firstLine="0"/>
         <w:jc w:val="left"/>
@@ -2224,6 +2416,70 @@
     </w:p>
     <w:p>
       <w:pPr>
+        <w:spacing w:before="120" w:after="40"/>
+        <w:jc w:val="center"/>
+      </w:pPr>
+    </w:p>
+    <w:p>
+      <w:r>
+        <w:drawing>
+          <wp:inline xmlns:a="http://schemas.openxmlformats.org/drawingml/2006/main" xmlns:pic="http://schemas.openxmlformats.org/drawingml/2006/picture">
+            <wp:extent cx="3017520" cy="1853619"/>
+            <wp:docPr id="4" name="Picture 4"/>
+            <wp:cNvGraphicFramePr>
+              <a:graphicFrameLocks noChangeAspect="1"/>
+            </wp:cNvGraphicFramePr>
+            <a:graphic>
+              <a:graphicData uri="http://schemas.openxmlformats.org/drawingml/2006/picture">
+                <pic:pic>
+                  <pic:nvPicPr>
+                    <pic:cNvPr id="0" name="fig_anomaly_view.png"/>
+                    <pic:cNvPicPr/>
+                  </pic:nvPicPr>
+                  <pic:blipFill>
+                    <a:blip r:embed="rId12"/>
+                    <a:stretch>
+                      <a:fillRect/>
+                    </a:stretch>
+                  </pic:blipFill>
+                  <pic:spPr>
+                    <a:xfrm>
+                      <a:off x="0" y="0"/>
+                      <a:ext cx="3017520" cy="1853619"/>
+                    </a:xfrm>
+                    <a:prstGeom prst="rect"/>
+                  </pic:spPr>
+                </pic:pic>
+              </a:graphicData>
+            </a:graphic>
+          </wp:inline>
+        </w:drawing>
+      </w:r>
+    </w:p>
+    <w:p>
+      <w:pPr>
+        <w:spacing w:before="40" w:after="140"/>
+        <w:ind w:firstLine="0"/>
+        <w:jc w:val="center"/>
+      </w:pPr>
+      <w:r>
+        <w:rPr>
+          <w:rFonts w:ascii="Times New Roman" w:hAnsi="Times New Roman"/>
+          <w:b/>
+          <w:sz w:val="17"/>
+        </w:rPr>
+        <w:t xml:space="preserve">Fig. 4. </w:t>
+      </w:r>
+      <w:r>
+        <w:rPr>
+          <w:rFonts w:ascii="Times New Roman" w:hAnsi="Times New Roman"/>
+          <w:sz w:val="17"/>
+        </w:rPr>
+        <w:t>Flagged anomaly windows and diagnostic attribution table (Features F2 and F5) displaying unit ranges, byte offsets, anomaly scores, and Bounded Z-Score explanations with deviation directionality.</w:t>
+      </w:r>
+    </w:p>
+    <w:p>
+      <w:pPr>
         <w:spacing w:before="140" w:after="40"/>
         <w:ind w:firstLine="0"/>
         <w:jc w:val="left"/>
@@ -2411,6 +2667,70 @@
     </w:p>
     <w:p>
       <w:pPr>
+        <w:spacing w:before="120" w:after="40"/>
+        <w:jc w:val="center"/>
+      </w:pPr>
+    </w:p>
+    <w:p>
+      <w:r>
+        <w:drawing>
+          <wp:inline xmlns:a="http://schemas.openxmlformats.org/drawingml/2006/main" xmlns:pic="http://schemas.openxmlformats.org/drawingml/2006/picture">
+            <wp:extent cx="3017520" cy="1853619"/>
+            <wp:docPr id="5" name="Picture 5"/>
+            <wp:cNvGraphicFramePr>
+              <a:graphicFrameLocks noChangeAspect="1"/>
+            </wp:cNvGraphicFramePr>
+            <a:graphic>
+              <a:graphicData uri="http://schemas.openxmlformats.org/drawingml/2006/picture">
+                <pic:pic>
+                  <pic:nvPicPr>
+                    <pic:cNvPr id="0" name="fig_comparison_view.png"/>
+                    <pic:cNvPicPr/>
+                  </pic:nvPicPr>
+                  <pic:blipFill>
+                    <a:blip r:embed="rId13"/>
+                    <a:stretch>
+                      <a:fillRect/>
+                    </a:stretch>
+                  </pic:blipFill>
+                  <pic:spPr>
+                    <a:xfrm>
+                      <a:off x="0" y="0"/>
+                      <a:ext cx="3017520" cy="1853619"/>
+                    </a:xfrm>
+                    <a:prstGeom prst="rect"/>
+                  </pic:spPr>
+                </pic:pic>
+              </a:graphicData>
+            </a:graphic>
+          </wp:inline>
+        </w:drawing>
+      </w:r>
+    </w:p>
+    <w:p>
+      <w:pPr>
+        <w:spacing w:before="40" w:after="140"/>
+        <w:ind w:firstLine="0"/>
+        <w:jc w:val="center"/>
+      </w:pPr>
+      <w:r>
+        <w:rPr>
+          <w:rFonts w:ascii="Times New Roman" w:hAnsi="Times New Roman"/>
+          <w:b/>
+          <w:sz w:val="17"/>
+        </w:rPr>
+        <w:t xml:space="preserve">Fig. 5. </w:t>
+      </w:r>
+      <w:r>
+        <w:rPr>
+          <w:rFonts w:ascii="Times New Roman" w:hAnsi="Times New Roman"/>
+          <w:sz w:val="17"/>
+        </w:rPr>
+        <w:t>Stream comparison interface (Feature F6) evaluating MPEG-TS against corrupted TS, highlighting direct-index window alignment, payload delta (-0.06%), and the dynamic semantic audit table.</w:t>
+      </w:r>
+    </w:p>
+    <w:p>
+      <w:pPr>
         <w:spacing w:before="140" w:after="40"/>
         <w:ind w:firstLine="0"/>
         <w:jc w:val="left"/>
@@ -2445,6 +2765,70 @@
         <w:t>2) STATISTICAL_FINDING: Quantities derived through statistical or machine learning models (e.g., health_score = 100.0, anomalous_windows = 5, peak_anomaly_score = 0.8576).</w:t>
         <w:br/>
         <w:t>3) ENGINEERING_INTERPRETATION: Domain-bounded diagnostic attributions constrained strictly to digital bitstream characteristics (e.g., 'Capture termination boundary accounts for partial trailing window').</w:t>
+      </w:r>
+    </w:p>
+    <w:p>
+      <w:pPr>
+        <w:spacing w:before="120" w:after="40"/>
+        <w:jc w:val="center"/>
+      </w:pPr>
+    </w:p>
+    <w:p>
+      <w:r>
+        <w:drawing>
+          <wp:inline xmlns:a="http://schemas.openxmlformats.org/drawingml/2006/main" xmlns:pic="http://schemas.openxmlformats.org/drawingml/2006/picture">
+            <wp:extent cx="3017520" cy="1853619"/>
+            <wp:docPr id="6" name="Picture 6"/>
+            <wp:cNvGraphicFramePr>
+              <a:graphicFrameLocks noChangeAspect="1"/>
+            </wp:cNvGraphicFramePr>
+            <a:graphic>
+              <a:graphicData uri="http://schemas.openxmlformats.org/drawingml/2006/picture">
+                <pic:pic>
+                  <pic:nvPicPr>
+                    <pic:cNvPr id="0" name="fig_report_view.png"/>
+                    <pic:cNvPicPr/>
+                  </pic:nvPicPr>
+                  <pic:blipFill>
+                    <a:blip r:embed="rId14"/>
+                    <a:stretch>
+                      <a:fillRect/>
+                    </a:stretch>
+                  </pic:blipFill>
+                  <pic:spPr>
+                    <a:xfrm>
+                      <a:off x="0" y="0"/>
+                      <a:ext cx="3017520" cy="1853619"/>
+                    </a:xfrm>
+                    <a:prstGeom prst="rect"/>
+                  </pic:spPr>
+                </pic:pic>
+              </a:graphicData>
+            </a:graphic>
+          </wp:inline>
+        </w:drawing>
+      </w:r>
+    </w:p>
+    <w:p>
+      <w:pPr>
+        <w:spacing w:before="40" w:after="140"/>
+        <w:ind w:firstLine="0"/>
+        <w:jc w:val="center"/>
+      </w:pPr>
+      <w:r>
+        <w:rPr>
+          <w:rFonts w:ascii="Times New Roman" w:hAnsi="Times New Roman"/>
+          <w:b/>
+          <w:sz w:val="17"/>
+        </w:rPr>
+        <w:t xml:space="preserve">Fig. 6. </w:t>
+      </w:r>
+      <w:r>
+        <w:rPr>
+          <w:rFonts w:ascii="Times New Roman" w:hAnsi="Times New Roman"/>
+          <w:sz w:val="17"/>
+        </w:rPr>
+        <w:t>Multi-format diagnostic report generation view (Feature F7) showing tripartite findings categorization and one-click export controls.</w:t>
       </w:r>
     </w:p>
     <w:p>

--- a/07_DOCUMENTATION/RESEARCH_PAPER/PRJ_111_Research_Paper_Final.docx
+++ b/07_DOCUMENTATION/RESEARCH_PAPER/PRJ_111_Research_Paper_Final.docx
@@ -11,7 +11,7 @@
         <w:rPr>
           <w:rFonts w:ascii="Times New Roman" w:hAnsi="Times New Roman"/>
           <w:b/>
-          <w:sz w:val="34"/>
+          <w:sz w:val="48"/>
         </w:rPr>
         <w:t>Development of a Multi-Format DVB-S2 Receiver Output</w:t>
         <w:br/>
@@ -267,7 +267,7 @@
           <w:rFonts w:ascii="Times New Roman" w:hAnsi="Times New Roman"/>
           <w:sz w:val="20"/>
         </w:rPr>
-        <w:t>The Second Generation Digital Video Broadcasting via Satellite standard (DVB-S2, ETSI EN 302 307-1) represents the foundational physical and framing specification for modern satellite telecommunications [1]. Operating downstream of the satellite low-noise block downconverter (LNB) and intermediate-frequency (IF) tuner, the satellite receiver demodulator performs carrier acquisition, matched filtering, forward error correction (FEC) decoding using coupled Low-Density Parity-Check (LDPC) and Bose-Chaudhuri-Hocquenghem (BCH) codes, and baseband deframing [2]. The resulting post-demodulator digital output stream forms the critical boundary between satellite physical-layer transmission and terrestrial networking appliances.</w:t>
+        <w:t>In contemporary broadband satellite communications, physical-layer signaling identification and frame boundary synchronization under impaired channel conditions require robust joint detection methods as established by Liao et al. [1]. Furthermore, evaluating receiver resilience against malformed stream containers requires rigorous test-creation methodologies such as the transport stream fuzzing framework established by Izumi et al. [2]. Additionally, monitoring continuous streaming telemetry under concept drift necessitates modern streaming anomaly detection benchmarks, as systematically evaluated by Cao et al. [3]. The Second Generation Digital Video Broadcasting via Satellite standard (DVB-S2, ETSI EN 302 307-1) represents the foundational physical and framing specification for modern satellite telecommunications [4]. Operating downstream of the satellite low-noise block downconverter (LNB) and intermediate-frequency (IF) tuner, the satellite receiver demodulator performs carrier acquisition, matched filtering, forward error correction (FEC) decoding using coupled Low-Density Parity-Check (LDPC) and Bose-Chaudhuri-Hocquenghem (BCH) codes, and baseband deframing [8]. The resulting post-demodulator digital output stream forms the critical boundary between satellite physical-layer transmission and terrestrial networking appliances.</w:t>
       </w:r>
     </w:p>
     <w:p>
@@ -283,11 +283,11 @@
         </w:rPr>
         <w:t>In operational satellite ground stations, television distribution networks, and satellite broadband terminals, post-demodulator output is not uniform. Depending on transponder service profiles and downstream equipment, receivers emit digital data in one of three standardized digital framing representations:</w:t>
         <w:br/>
-        <w:t>1) MPEG-2 Transport Stream (MPEG-TS): Fixed 188-byte containers featuring periodic synchronization markers (0x47), 13-bit Program Identifiers (PIDs), and continuity counters, standard in linear television broadcasting [3].</w:t>
+        <w:t>(1) MPEG-2 Transport Stream (MPEG-TS): Fixed 188-byte containers featuring periodic synchronization markers (0x47), 13-bit Program Identifiers (PIDs), and continuity counters, standard in linear television broadcasting [5].</w:t>
         <w:br/>
-        <w:t>2) Generic Stream Encapsulation (GSE): Variable-length protocol data units (PDUs) featuring 2-bit start/end fragmentation flags, 16-bit EtherType protocol identifiers, and cyclic redundancy checks, standard in satellite IP broadband [4].</w:t>
+        <w:t>(2) Generic Stream Encapsulation (GSE): Variable-length protocol data units (PDUs) featuring 2-bit start/end fragmentation flags, 16-bit EtherType protocol identifiers, and cyclic redundancy checks, standard in satellite IP broadband [6].</w:t>
         <w:br/>
-        <w:t>3) DVB-S2 Baseband Frames (BBFrame): The native physical-layer container defined by an 80-bit Baseband Header (BBHeader), Mode Adaptation flags (MATYPE-1/2), User Packet Length (UPL), Data Field Length (DFL), and CRC-8 header protection [1].</w:t>
+        <w:t>(3) DVB-S2 Baseband Frames (BBFrame): The native physical-layer container defined by an 80-bit Baseband Header (BBHeader), Mode Adaptation flags (MATYPE-1/2), User Packet Length (UPL), Data Field Length (DFL), and CRC-8 header protection [4].</w:t>
       </w:r>
     </w:p>
     <w:p>
@@ -301,7 +301,7 @@
           <w:rFonts w:ascii="Times New Roman" w:hAnsi="Times New Roman"/>
           <w:sz w:val="20"/>
         </w:rPr>
-        <w:t>Analyzing receiver output streams is essential for ground station commissioning, transponder capacity verification, stream integrity assessment, and transmission debugging. However, analyzing these heterogeneous representations using conventional tools presents operational limitations [5]. Generic packet analyzers (such as Wireshark) treat captures as Ethernet frames, requiring specialized external dissectors that lack native support for raw concatenated transport streams or raw baseband frame telemetry [6]. Conversely, dedicated broadcast hardware instruments are tailored primarily to MPEG-TS, providing limited native support for modern DVB-S2 baseband frames or GSE IP encapsulation [5].</w:t>
+        <w:t>Analyzing receiver output streams is essential for ground station commissioning, transponder capacity verification, stream integrity assessment, and transmission debugging. However, analyzing these heterogeneous representations using conventional tools presents operational limitations [9]. Generic packet analyzers (such as Wireshark) treat captures as Ethernet frames, requiring specialized external dissectors that lack native support for raw concatenated transport streams or unencapsulated baseband bitstreams [10]. Commercial broadcast analyzers provide robust MPEG-TS analysis but exhibit minimal native support for modern DVB-S2 baseband frames or GSE IP encapsulations [9]. Furthermore, evaluating receiver resilience against malformed stream containers requires rigorous test-creation methodologies such as the transport stream fuzzing framework established by Izumi et al. [2].</w:t>
       </w:r>
     </w:p>
     <w:p>
@@ -315,7 +315,13 @@
           <w:rFonts w:ascii="Times New Roman" w:hAnsi="Times New Roman"/>
           <w:sz w:val="20"/>
         </w:rPr>
-        <w:t>Furthermore, existing analysis tools suffer from three fundamental engineering deficiencies: 1) Framing Heterogeneity and Parser Brittleness: Digital captures arrive as unindexed raw binary bitstreams (.ts, .gse, .bin, .pcap). Naive file-extension parsers misidentify formats, while streaming parsers without robust synchronization recovery fail when encountering bit errors. 2) Lack of Cross-Format Telemetry: Comparing packet counts, PDU counts, and baseband frame counts directly creates false equivalence, misleading ground station operators by comparing metrics with incompatible physical dimensions. 3) Epistemic Over-Claiming in Stream Telemetry: Many commercial monitoring tools calculate synthetic clock timestamps or fictitious Megabits-per-second (Mbps) throughputs in offline files where no receiver clock telemetry exists, or assert speculative physical-layer causal inferences (e.g., attributing a continuity counter error to 'rain fade' without demodulator signal-to-noise ratio measurements).</w:t>
+        <w:t>Field telemetry diagnostics encounter three persistent challenges:</w:t>
+        <w:br/>
+        <w:t>(1) Format Identification Fragility: Off-air captures frequently lack standardized metadata headers, causing generic sniffers to misclassify payload boundaries.</w:t>
+        <w:br/>
+        <w:t>(2) Cross-Format Semantic Conflation: Directly contrasting raw container metrics across heterogeneous protocols (such as comparing 188-byte TS packets against multi-kilobyte Baseband Frames) leads to invalid diagnostic deductions.</w:t>
+        <w:br/>
+        <w:t>(3) Epistemic Over-Claiming: Monitoring software frequently computes synthetic clock timestamps or speculates regarding physical RF conditions (e.g. rain fade) without access to demodulator constellation metrics.</w:t>
       </w:r>
     </w:p>
     <w:p>
@@ -329,21 +335,7 @@
           <w:rFonts w:ascii="Times New Roman" w:hAnsi="Times New Roman"/>
           <w:sz w:val="20"/>
         </w:rPr>
-        <w:t>To resolve these challenges, this paper presents PRJ_111, a specialized, modular software application engineered for multi-format DVB-S2 receiver output stream analysis. PRJ_111 establishes an integrated seven-feature analytical pipeline (F1–F7) that performs content-aware format sniffer ingestion, deterministic framing parsing, unified feature extraction, rule-based stream health analysis (F1), unsupervised Isolation Forest anomaly detection (F2), structural pattern and entropy analysis (F3), physical spatial activity timelines (F4), bounded Z-score diagnostic anomaly explanations (F5), semantically guarded stream comparisons (F6), and automated multi-format diagnostic report generation (F7).</w:t>
-      </w:r>
-    </w:p>
-    <w:p>
-      <w:pPr>
-        <w:spacing w:after="60"/>
-        <w:ind w:firstLine="259"/>
-        <w:jc w:val="both"/>
-      </w:pPr>
-      <w:r>
-        <w:rPr>
-          <w:rFonts w:ascii="Times New Roman" w:hAnsi="Times New Roman"/>
-          <w:sz w:val="20"/>
-        </w:rPr>
-        <w:t>The remainder of this paper is organized as follows: Section II reviews related literature. Section III presents the system architecture. Section IV details multi-format parsing. Section V elaborates the seven-feature analytical pipeline. Section VI outlines the experimental setup and datasets. Section VII analyzes empirical results. Section VIII details automated software verification. Section IX presents limitations and domain-safety considerations. Section X concludes the paper with directions for future work.</w:t>
+        <w:t>To resolve these challenges, this paper presents PRJ_111, an extensible, modular software suite for unified DVB-S2 receiver output stream analysis. PRJ_111 implements an end-to-end analytical pipeline comprising seven integrated features (F1–F7) that ingest raw bitstreams, execute deterministic framing decoders, evaluate deductive stream health (F1), discover structural outliers via unsupervised Isolation Forest modeling (F2), analyze multiplex entropy (F3), render spatial timeline telemetry (F4), attribute anomaly deviations using bounded Z-scores (F5), enforce semantic comparison shields (F6), and export tripartite diagnostic reports (F7).</w:t>
       </w:r>
     </w:p>
     <w:p>
@@ -402,7 +394,7 @@
           <w:rFonts w:ascii="Times New Roman" w:hAnsi="Times New Roman"/>
           <w:sz w:val="20"/>
         </w:rPr>
-        <w:t>The DVB-S2 standard (ETSI EN 302 307-1) defines framing, channel coding, and modulation for satellite communications, establishing Adaptive Coding and Modulation (ACM) and Native Baseband Framing [1]. Morello and Mignone [2] analyzed the physical layer mechanisms of DVB-S2, demonstrating how variable-length user packets are encapsulated into baseband frames protected by inner LDPC and outer BCH codes. Casini et al. [7] analyzed modulation constellations ranging from QPSK to 32-APSK, detailing the role of the 80-bit Baseband Header (BBHeader), Roll-Off factors (α ∈ {0.20, 0.25, 0.35}), and Data Field Length (DFL) bit allocation. Sklar [8] provided the foundational framework for digital modulation, channel coding limits, and baseband framing boundaries in digital communication channels.</w:t>
+        <w:t>The DVB-S2 standard (ETSI EN 302 307-1) defines the framing structure, channel coding, and modulation systems for satellite broadcast and broadband applications, introducing Adaptive Coding and Modulation (ACM) and Native Baseband Framing [4]. Morello et al. [8] detailed the physical-layer mechanisms of DVB-S2, demonstrating how variable-length user data packets are encapsulated into fixed-size baseband frames protected by concatenated inner LDPC and outer BCH codes. Casini et al. [11] analyzed modulation schemes ranging from QPSK to 32-APSK, establishing the operational roles of the 80-bit Baseband Header (BBHeader), Roll-Off factors (α ∈ {0.20, 0.25, 0.35}), and Data Field Length (DFL). For physical-layer signaling and frame boundary synchronization under low-SNR reception, Liao et al. [1] developed an efficient joint detection method for DVB-S2 signaling codes.</w:t>
       </w:r>
     </w:p>
     <w:p>
@@ -416,7 +408,7 @@
           <w:rFonts w:ascii="Times New Roman" w:hAnsi="Times New Roman"/>
           <w:sz w:val="20"/>
         </w:rPr>
-        <w:t>For network layer transport, Fairhurst and Collini-Nocker [9] formulated Generic Stream Encapsulation (ETSI TS 102 606-1) [4] to replace legacy Multi-Protocol Encapsulation (MPE over MPEG-TS) and Unidirectional Lightweight Encapsulation (ULE, RFC 4326) [10]. GSE defines variable-size protocol data units carrying native IP datagrams with fragment-level CRC-32 protection, eliminating transport stream packing overhead. Digital television distribution continues to rely on the MPEG-2 Transport Stream (ISO/IEC 13818-1) [3]. Operational measurement guidelines for DVB broadcast systems are standardized in ETSI TR 101 290 [11], which defines Priority-1 stream parameters: loss of synchronization, Transport Error Indicator (TEI) assertions, and Continuity Counter (CC) errors. DVB Service Information (SI) standards are specified in ETSI EN 300 468 [12].</w:t>
+        <w:t>For network layer transport, Fairhurst et al. [12] formulated the Generic Stream Encapsulation (GSE) protocol (ETSI TS 102 606), designed to replace Multi-Protocol Encapsulation (MPE over MPEG-TS) by reducing framing overhead [6], [13]. GSE defines variable-size protocol data units carrying native IP packets with optional label re-use and fragment-level CRC-32 protection. Meanwhile, digital television broadcast transmission continues to rely on the MPEG-2 Transport Stream standard (ISO/IEC 13818-1) [5]. Measurement guidelines for digital television broadcast systems are standardized in ETSI TR 101 290 [7], defining three priority levels of measurement parameters. Priority-1 parameters represent fundamental transmission integrity: TS synchronization loss, Transport Error Indicator (TEI) assertions, and Continuity Counter (CC) errors [7].</w:t>
       </w:r>
     </w:p>
     <w:p>
@@ -446,7 +438,7 @@
           <w:rFonts w:ascii="Times New Roman" w:hAnsi="Times New Roman"/>
           <w:sz w:val="20"/>
         </w:rPr>
-        <w:t>Luisi et al. [5] evaluated digital video broadcast stream monitoring techniques, demonstrating that while hardware TS analyzers reliably evaluate ETSI TR 101 290 Priority-1 errors, they lack native decoding for modern multi-protocol IP encapsulations (GSE and BBFrames) emitted by satellite broadband receivers. Minoli [6] surveyed network packet inspection tools, noting that packet sniffers treat raw digital bitstreams as unstructured payloads unless encapsulated in network capture wrappers (such as PCAP). PRJ_111 resolves these limitations by providing native, modular parsers for MPEG-TS, GSE, and BBFrames directly from raw receiver bitstreams.</w:t>
+        <w:t>Luisi et al. [9] evaluated digital video broadcast stream monitoring techniques, demonstrating that while hardware-based TS analyzers reliably measure ETSI TR 101 290 Priority-1 errors, they fail to support modern multi-protocol IP encapsulations (GSE and BBFrames) emitted by hybrid ground terminals. Generic network packet inspection tools, surveyed by Minoli [10], provide inspection of terrestrial Ethernet stacks but treat raw post-demodulator digital bitstreams as unstructured payloads unless wrapped in network capture headers (such as PCAP). To systematically evaluate receiver resilience against malformed streams, Izumi et al. [2] formulated a fuzzing-based test-creation methodology that mutates transport stream headers and payloads. PRJ_111 adapts these concepts to incorporate a deterministic fault injection module for empirical parser validation.</w:t>
       </w:r>
     </w:p>
     <w:p>
@@ -462,7 +454,7 @@
           <w:i/>
           <w:sz w:val="20"/>
         </w:rPr>
-        <w:t>C. Unsupervised Anomaly Detection in Telecommunications</w:t>
+        <w:t>C. Unsupervised Anomaly Detection in Communication Streams</w:t>
       </w:r>
     </w:p>
     <w:p>
@@ -476,7 +468,7 @@
           <w:rFonts w:ascii="Times New Roman" w:hAnsi="Times New Roman"/>
           <w:sz w:val="20"/>
         </w:rPr>
-        <w:t>Anomaly detection in streaming telemetry has been surveyed by Chandola et al. [13] and Pimentel et al. [14]. Traditional statistical process control relies on static thresholds, which present difficulties in multiplexed channels where bitrates fluctuate dynamically with statistical multiplexing. Supervised classification approaches require extensive ground-truth labeled anomaly datasets [13]. In operational DVB-S2 receiver monitoring, labeled anomalous bitstreams are rarely available; captured receiver data reflects proprietary commercial broadcasts, encrypted carrier feeds, or transient operational anomalies.</w:t>
+        <w:t>Anomaly detection in streaming telemetry has been surveyed by Chandola et al. [14] and Pimentel et al. [15]. Traditional statistical process control (SPC) relies on fixed thresholding, which presents difficulties in multiplexed broadcast channels where packet rates vary dynamically with video complexity and statistical multiplexing. Supervised classification approaches require extensive collections of ground-truth labeled anomaly datasets [14]. In operational DVB-S2 receiver output monitoring, labeled anomalous bitstreams are rarely available; receiver streams reflect proprietary transmissions, encrypted carrier feeds, or transient operational errors.</w:t>
       </w:r>
     </w:p>
     <w:p>
@@ -490,7 +482,51 @@
           <w:rFonts w:ascii="Times New Roman" w:hAnsi="Times New Roman"/>
           <w:sz w:val="20"/>
         </w:rPr>
-        <w:t>To address unlabeled streaming data, Liu et al. [15], [16] introduced the Isolation Forest algorithm. Isolation Forest isolates anomalies explicitly rather than profiling normal instances, constructing ensembles of random isolation trees (iTrees). Because anomalies possess distinct feature attributes, they are isolated closer to tree roots, resulting in shorter average path lengths [15]. Baggio et al. [17] evaluated unsupervised machine learning models for network traffic anomaly detection, demonstrating that Isolation Forest achieves superior computational efficiency (O(n log n) training complexity) and robust outlier detection in streaming feature spaces compared to distance-based models such as k-means++ [18] or density-based clustering such as DBSCAN [19]. Shannon [20] established the mathematical foundation of information entropy, utilized in this work to evaluate PID multiplex distribution concentration. PRJ_111 adapts Isolation Forest to DVB-S2 telemetry, executing format-isolated, spatial-window anomaly detection with calibrated logistic decision boundaries.</w:t>
+        <w:t>To address unlabeled streaming data, Liu et al. [16], [17] introduced the Isolation Forest algorithm. Isolation Forest isolates anomalies explicitly rather than profiling normal data points, constructing ensembles of random isolation trees (iTrees). Because anomalies possess distinct feature attributes, they are isolated closer to the root of the tree, resulting in shorter average path lengths [16]. Baggio et al. [18] evaluated unsupervised machine learning models for network traffic anomaly detection, demonstrating that Isolation Forest achieves computational efficiency (</w:t>
+      </w:r>
+      <w:r>
+        <w:rPr>
+          <w:rFonts w:ascii="Times New Roman" w:hAnsi="Times New Roman"/>
+          <w:sz w:val="20"/>
+        </w:rPr>
+        <w:t>O(</w:t>
+      </w:r>
+      <w:r>
+        <w:rPr>
+          <w:rFonts w:ascii="Times New Roman" w:hAnsi="Times New Roman"/>
+          <w:i/>
+          <w:sz w:val="20"/>
+        </w:rPr>
+        <w:t>n</w:t>
+      </w:r>
+      <w:r>
+        <w:rPr>
+          <w:rFonts w:ascii="Times New Roman" w:hAnsi="Times New Roman"/>
+          <w:sz w:val="20"/>
+        </w:rPr>
+        <w:t xml:space="preserve"> log </w:t>
+      </w:r>
+      <w:r>
+        <w:rPr>
+          <w:rFonts w:ascii="Times New Roman" w:hAnsi="Times New Roman"/>
+          <w:i/>
+          <w:sz w:val="20"/>
+        </w:rPr>
+        <w:t>n</w:t>
+      </w:r>
+      <w:r>
+        <w:rPr>
+          <w:rFonts w:ascii="Times New Roman" w:hAnsi="Times New Roman"/>
+          <w:sz w:val="20"/>
+        </w:rPr>
+        <w:t>)</w:t>
+      </w:r>
+      <w:r>
+        <w:rPr>
+          <w:rFonts w:ascii="Times New Roman" w:hAnsi="Times New Roman"/>
+          <w:sz w:val="20"/>
+        </w:rPr>
+        <w:t xml:space="preserve"> training complexity) and robust outlier detection in streaming feature spaces compared to distance-based models or density-based clustering such as k-means++ [19] and DBSCAN [20]. Furthermore, Cao et al. [3] established a systematic benchmark for streaming anomaly detection under continuous concept drift, validating that windowed tree ensembles effectively capture evolving temporal anomalies. PRJ_111 grounds its streaming anomaly detection on these windowed principles.</w:t>
       </w:r>
     </w:p>
     <w:p>
@@ -585,14 +621,14 @@
         <w:rPr>
           <w:rFonts w:ascii="Times New Roman" w:hAnsi="Times New Roman"/>
           <w:b/>
-          <w:sz w:val="17"/>
+          <w:sz w:val="16"/>
         </w:rPr>
         <w:t xml:space="preserve">Fig. 1. </w:t>
       </w:r>
       <w:r>
         <w:rPr>
           <w:rFonts w:ascii="Times New Roman" w:hAnsi="Times New Roman"/>
-          <w:sz w:val="17"/>
+          <w:sz w:val="16"/>
         </w:rPr>
         <w:t>End-to-End Architectural Pipeline of the PRJ_111 DVB-S2 Receiver Output Stream Analyzer (Stages 1 through 6).</w:t>
       </w:r>
@@ -639,7 +675,7 @@
         <w:br/>
         <w:t>• Backend Core: Pure Python modular architecture (dvbs2_analyzer/ingestion/, parsers/, features/, analysis/).</w:t>
         <w:br/>
-        <w:t>• Machine Learning Layer: Scikit-learn (IsolationForest) coupled with NumPy and SciPy for numerical vector operations.</w:t>
+        <w:t>(b) Machine Learning Layer: Scikit-learn (IsolationForest) coupled with NumPy and SciPy for numerical vector operations.</w:t>
         <w:br/>
         <w:t>• HTTP Gateway: Multi-threaded native Python HTTP server (ThreadingHTTPServer) exposing a RESTful JSON API (/api/status, /api/analyze, /api/compare, /api/upload, /api/export).</w:t>
         <w:br/>
@@ -658,7 +694,7 @@
       <w:r>
         <w:drawing>
           <wp:inline xmlns:a="http://schemas.openxmlformats.org/drawingml/2006/main" xmlns:pic="http://schemas.openxmlformats.org/drawingml/2006/picture">
-            <wp:extent cx="3017520" cy="1853619"/>
+            <wp:extent cx="3017520" cy="1885950"/>
             <wp:docPr id="2" name="Picture 2"/>
             <wp:cNvGraphicFramePr>
               <a:graphicFrameLocks noChangeAspect="1"/>
@@ -679,7 +715,7 @@
                   <pic:spPr>
                     <a:xfrm>
                       <a:off x="0" y="0"/>
-                      <a:ext cx="3017520" cy="1853619"/>
+                      <a:ext cx="3017520" cy="1885950"/>
                     </a:xfrm>
                     <a:prstGeom prst="rect"/>
                   </pic:spPr>
@@ -700,14 +736,14 @@
         <w:rPr>
           <w:rFonts w:ascii="Times New Roman" w:hAnsi="Times New Roman"/>
           <w:b/>
-          <w:sz w:val="17"/>
+          <w:sz w:val="16"/>
         </w:rPr>
         <w:t xml:space="preserve">Fig. 2. </w:t>
       </w:r>
       <w:r>
         <w:rPr>
           <w:rFonts w:ascii="Times New Roman" w:hAnsi="Times New Roman"/>
-          <w:sz w:val="17"/>
+          <w:sz w:val="16"/>
         </w:rPr>
         <w:t>PRJ_111 Engineering Workstation active analysis dashboard evaluating an off-air MPEG-TS capture (sample.ts).</w:t>
       </w:r>
@@ -768,7 +804,7 @@
           <w:rFonts w:ascii="Times New Roman" w:hAnsi="Times New Roman"/>
           <w:sz w:val="20"/>
         </w:rPr>
-        <w:t>The MPEG-TS parser processes continuous 188-byte containers specified in ISO/IEC 13818-1 [3]. Each packet header is decoded as:</w:t>
+        <w:t>The MPEG-TS parser processes continuous 188-byte containers specified in ISO/IEC 13818-1 [5]. Each packet header is decoded as:</w:t>
         <w:br/>
         <w:t>• Sync Byte: Must equal 0x47 (01000111 binary). If the parser encounters a non-0x47 byte, it increments sync_byte_errors and scans forward byte-by-byte for the next valid synchronization byte.</w:t>
         <w:br/>
@@ -814,11 +850,40 @@
           <w:rFonts w:ascii="Times New Roman" w:hAnsi="Times New Roman"/>
           <w:sz w:val="20"/>
         </w:rPr>
-        <w:t>The GSE parser decodes variable-size protocol data units adhering to ETSI TS 102 606-1 [4]:</w:t>
+        <w:t>The GSE parser decodes variable-size protocol data units adhering to ETSI TS 102 606-1 [6]:</w:t>
         <w:br/>
         <w:t>• Start/End Flags (S, E): 2 bits defining PDU fragmentation. S=1, E=1 indicates an unfragmented PDU; S=1, E=0 indicates the first fragment; S=0, E=0 intermediate fragments; S=0, E=1 the last fragment.</w:t>
         <w:br/>
-        <w:t>• GSE Length Field Specification: In ETSI TS 102 606-1, the GSE Length field is a 12-bit binary field encoding integer values from 0 to 4,095 (2^12 - 1 = 4095). It explicitly indicates the length in octets of the GSE payload and optional fields following the 2-byte GSE base header. Therefore, the maximum representable encapsulated payload is 4,095 bytes, and including the 2-byte base header, the maximum theoretical total PDU length is 4,097 bytes. In our implementation and in the captured validation dataset, all PDUs satisfy this constraint, with the maximum observed PDU length being 1,444 bytes.</w:t>
+        <w:t>• GSE Length Field Specification: In ETSI TS 102 606-1, the GSE Length field is a 12-bit binary field encoding integer values from 0 to 4,095 (</w:t>
+      </w:r>
+      <w:r>
+        <w:rPr>
+          <w:rFonts w:ascii="Times New Roman" w:hAnsi="Times New Roman"/>
+          <w:sz w:val="20"/>
+        </w:rPr>
+        <w:t>2</w:t>
+      </w:r>
+      <w:r>
+        <w:rPr>
+          <w:rFonts w:ascii="Times New Roman" w:hAnsi="Times New Roman"/>
+          <w:sz w:val="20"/>
+          <w:vertAlign w:val="superscript"/>
+        </w:rPr>
+        <w:t>12</w:t>
+      </w:r>
+      <w:r>
+        <w:rPr>
+          <w:rFonts w:ascii="Times New Roman" w:hAnsi="Times New Roman"/>
+          <w:sz w:val="20"/>
+        </w:rPr>
+        <w:t xml:space="preserve"> - 1 = 4,095</w:t>
+      </w:r>
+      <w:r>
+        <w:rPr>
+          <w:rFonts w:ascii="Times New Roman" w:hAnsi="Times New Roman"/>
+          <w:sz w:val="20"/>
+        </w:rPr>
+        <w:t>). It explicitly indicates the length in octets of the GSE payload and optional fields following the 2-byte GSE base header. Therefore, the maximum representable encapsulated payload is 4,095 bytes, and including the 2-byte base header, the maximum theoretical total PDU length is 4,097 bytes. In our implementation and in the captured validation dataset, all PDUs satisfy this constraint, with the maximum observed PDU length being 1,444 bytes.</w:t>
         <w:br/>
         <w:t>• Protocol Type: 16-bit EtherType identifier (e.g., 0x0800 for IPv4, 0x86DD for IPv6) or GSE extension header type (GSE_EXT_NPA).</w:t>
         <w:br/>
@@ -856,7 +921,7 @@
           <w:rFonts w:ascii="Times New Roman" w:hAnsi="Times New Roman"/>
           <w:sz w:val="20"/>
         </w:rPr>
-        <w:t>The BBFrame parser decodes native satellite baseband frames specified in ETSI EN 302 307-1 [1]. Each frame contains an 80-bit (10-byte) BBHeader followed by the data field:</w:t>
+        <w:t>The BBFrame parser decodes native satellite baseband frames specified in ETSI EN 302 307-1 [4] and evaluated by Liao et al. [1]. Each frame contains an 80-bit (10-byte) BBHeader followed by the data field:</w:t>
         <w:br/>
         <w:t>• MATYPE-1 (Mode Adaptation Type 1):</w:t>
         <w:br/>
@@ -876,7 +941,166 @@
         <w:br/>
         <w:t>• SYNC &amp; SYNCD: 8-bit copy of user packet synchronization marker and 16-bit distance in bits to the first user packet.</w:t>
         <w:br/>
-        <w:t>• CRC-8 Checksum: 8-bit error detection code computed over the preceding 72 bits using polynomial G(x) = x^8 + x^7 + x^6 + x^4 + x^2 + 1. Frames failing CRC-8 validation are flagged as corrupted.</w:t>
+        <w:t xml:space="preserve">• CRC-8 Checksum: 8-bit error detection code computed over the preceding 72 bits using polynomial </w:t>
+      </w:r>
+      <w:r>
+        <w:rPr>
+          <w:rFonts w:ascii="Times New Roman" w:hAnsi="Times New Roman"/>
+          <w:i/>
+          <w:sz w:val="20"/>
+        </w:rPr>
+        <w:t>G</w:t>
+      </w:r>
+      <w:r>
+        <w:rPr>
+          <w:rFonts w:ascii="Times New Roman" w:hAnsi="Times New Roman"/>
+          <w:sz w:val="20"/>
+        </w:rPr>
+        <w:t>(</w:t>
+      </w:r>
+      <w:r>
+        <w:rPr>
+          <w:rFonts w:ascii="Times New Roman" w:hAnsi="Times New Roman"/>
+          <w:i/>
+          <w:sz w:val="20"/>
+        </w:rPr>
+        <w:t>x</w:t>
+      </w:r>
+      <w:r>
+        <w:rPr>
+          <w:rFonts w:ascii="Times New Roman" w:hAnsi="Times New Roman"/>
+          <w:sz w:val="20"/>
+        </w:rPr>
+        <w:t xml:space="preserve">) = </w:t>
+      </w:r>
+      <w:r>
+        <w:rPr>
+          <w:rFonts w:ascii="Times New Roman" w:hAnsi="Times New Roman"/>
+          <w:i/>
+          <w:sz w:val="20"/>
+        </w:rPr>
+        <w:t>x</w:t>
+      </w:r>
+      <w:r>
+        <w:rPr>
+          <w:rFonts w:ascii="Times New Roman" w:hAnsi="Times New Roman"/>
+          <w:sz w:val="20"/>
+          <w:vertAlign w:val="superscript"/>
+        </w:rPr>
+        <w:t>8</w:t>
+      </w:r>
+      <w:r>
+        <w:rPr>
+          <w:rFonts w:ascii="Times New Roman" w:hAnsi="Times New Roman"/>
+          <w:sz w:val="20"/>
+        </w:rPr>
+        <w:t xml:space="preserve"> + </w:t>
+      </w:r>
+      <w:r>
+        <w:rPr>
+          <w:rFonts w:ascii="Times New Roman" w:hAnsi="Times New Roman"/>
+          <w:i/>
+          <w:sz w:val="20"/>
+        </w:rPr>
+        <w:t>x</w:t>
+      </w:r>
+      <w:r>
+        <w:rPr>
+          <w:rFonts w:ascii="Times New Roman" w:hAnsi="Times New Roman"/>
+          <w:sz w:val="20"/>
+          <w:vertAlign w:val="superscript"/>
+        </w:rPr>
+        <w:t>7</w:t>
+      </w:r>
+      <w:r>
+        <w:rPr>
+          <w:rFonts w:ascii="Times New Roman" w:hAnsi="Times New Roman"/>
+          <w:sz w:val="20"/>
+        </w:rPr>
+        <w:t xml:space="preserve"> + </w:t>
+      </w:r>
+      <w:r>
+        <w:rPr>
+          <w:rFonts w:ascii="Times New Roman" w:hAnsi="Times New Roman"/>
+          <w:i/>
+          <w:sz w:val="20"/>
+        </w:rPr>
+        <w:t>x</w:t>
+      </w:r>
+      <w:r>
+        <w:rPr>
+          <w:rFonts w:ascii="Times New Roman" w:hAnsi="Times New Roman"/>
+          <w:sz w:val="20"/>
+          <w:vertAlign w:val="superscript"/>
+        </w:rPr>
+        <w:t>6</w:t>
+      </w:r>
+      <w:r>
+        <w:rPr>
+          <w:rFonts w:ascii="Times New Roman" w:hAnsi="Times New Roman"/>
+          <w:sz w:val="20"/>
+        </w:rPr>
+        <w:t xml:space="preserve"> + </w:t>
+      </w:r>
+      <w:r>
+        <w:rPr>
+          <w:rFonts w:ascii="Times New Roman" w:hAnsi="Times New Roman"/>
+          <w:i/>
+          <w:sz w:val="20"/>
+        </w:rPr>
+        <w:t>x</w:t>
+      </w:r>
+      <w:r>
+        <w:rPr>
+          <w:rFonts w:ascii="Times New Roman" w:hAnsi="Times New Roman"/>
+          <w:sz w:val="20"/>
+          <w:vertAlign w:val="superscript"/>
+        </w:rPr>
+        <w:t>4</w:t>
+      </w:r>
+      <w:r>
+        <w:rPr>
+          <w:rFonts w:ascii="Times New Roman" w:hAnsi="Times New Roman"/>
+          <w:sz w:val="20"/>
+        </w:rPr>
+        <w:t xml:space="preserve"> + </w:t>
+      </w:r>
+      <w:r>
+        <w:rPr>
+          <w:rFonts w:ascii="Times New Roman" w:hAnsi="Times New Roman"/>
+          <w:i/>
+          <w:sz w:val="20"/>
+        </w:rPr>
+        <w:t>x</w:t>
+      </w:r>
+      <w:r>
+        <w:rPr>
+          <w:rFonts w:ascii="Times New Roman" w:hAnsi="Times New Roman"/>
+          <w:sz w:val="20"/>
+          <w:vertAlign w:val="superscript"/>
+        </w:rPr>
+        <w:t>2</w:t>
+      </w:r>
+      <w:r>
+        <w:rPr>
+          <w:rFonts w:ascii="Times New Roman" w:hAnsi="Times New Roman"/>
+          <w:sz w:val="20"/>
+        </w:rPr>
+        <w:t xml:space="preserve"> + </w:t>
+      </w:r>
+      <w:r>
+        <w:rPr>
+          <w:rFonts w:ascii="Times New Roman" w:hAnsi="Times New Roman"/>
+          <w:sz w:val="20"/>
+        </w:rPr>
+        <w:t>1</w:t>
+      </w:r>
+      <w:r>
+        <w:rPr>
+          <w:rFonts w:ascii="Times New Roman" w:hAnsi="Times New Roman"/>
+          <w:sz w:val="20"/>
+        </w:rPr>
+        <w:t>. Frames failing CRC-8 validation are flagged as corrupted.</w:t>
       </w:r>
     </w:p>
     <w:p>
@@ -945,7 +1169,7 @@
               <w:rPr>
                 <w:rFonts w:ascii="Times New Roman" w:hAnsi="Times New Roman"/>
                 <w:b/>
-                <w:sz w:val="15"/>
+                <w:sz w:val="16"/>
               </w:rPr>
               <w:t>Format</w:t>
             </w:r>
@@ -970,7 +1194,7 @@
               <w:rPr>
                 <w:rFonts w:ascii="Times New Roman" w:hAnsi="Times New Roman"/>
                 <w:b/>
-                <w:sz w:val="15"/>
+                <w:sz w:val="16"/>
               </w:rPr>
               <w:t>Structure</w:t>
             </w:r>
@@ -995,7 +1219,7 @@
               <w:rPr>
                 <w:rFonts w:ascii="Times New Roman" w:hAnsi="Times New Roman"/>
                 <w:b/>
-                <w:sz w:val="15"/>
+                <w:sz w:val="16"/>
               </w:rPr>
               <w:t>Header</w:t>
             </w:r>
@@ -1020,7 +1244,7 @@
               <w:rPr>
                 <w:rFonts w:ascii="Times New Roman" w:hAnsi="Times New Roman"/>
                 <w:b/>
-                <w:sz w:val="15"/>
+                <w:sz w:val="16"/>
               </w:rPr>
               <w:t>Container Dim.</w:t>
             </w:r>
@@ -1045,7 +1269,7 @@
               <w:rPr>
                 <w:rFonts w:ascii="Times New Roman" w:hAnsi="Times New Roman"/>
                 <w:b/>
-                <w:sz w:val="15"/>
+                <w:sz w:val="16"/>
               </w:rPr>
               <w:t>Checksum</w:t>
             </w:r>
@@ -1070,7 +1294,7 @@
             <w:r>
               <w:rPr>
                 <w:rFonts w:ascii="Times New Roman" w:hAnsi="Times New Roman"/>
-                <w:sz w:val="15"/>
+                <w:sz w:val="16"/>
               </w:rPr>
               <w:t>MPEG-TS</w:t>
             </w:r>
@@ -1093,7 +1317,7 @@
             <w:r>
               <w:rPr>
                 <w:rFonts w:ascii="Times New Roman" w:hAnsi="Times New Roman"/>
-                <w:sz w:val="15"/>
+                <w:sz w:val="16"/>
               </w:rPr>
               <w:t>Fixed Pkt</w:t>
             </w:r>
@@ -1116,7 +1340,7 @@
             <w:r>
               <w:rPr>
                 <w:rFonts w:ascii="Times New Roman" w:hAnsi="Times New Roman"/>
-                <w:sz w:val="15"/>
+                <w:sz w:val="16"/>
               </w:rPr>
               <w:t>4 Bytes</w:t>
             </w:r>
@@ -1139,7 +1363,7 @@
             <w:r>
               <w:rPr>
                 <w:rFonts w:ascii="Times New Roman" w:hAnsi="Times New Roman"/>
-                <w:sz w:val="15"/>
+                <w:sz w:val="16"/>
               </w:rPr>
               <w:t>188 Bytes</w:t>
             </w:r>
@@ -1162,7 +1386,7 @@
             <w:r>
               <w:rPr>
                 <w:rFonts w:ascii="Times New Roman" w:hAnsi="Times New Roman"/>
-                <w:sz w:val="15"/>
+                <w:sz w:val="16"/>
               </w:rPr>
               <w:t>Cont. Ctr (4b)</w:t>
             </w:r>
@@ -1187,7 +1411,7 @@
             <w:r>
               <w:rPr>
                 <w:rFonts w:ascii="Times New Roman" w:hAnsi="Times New Roman"/>
-                <w:sz w:val="15"/>
+                <w:sz w:val="16"/>
               </w:rPr>
               <w:t>GSE</w:t>
             </w:r>
@@ -1210,7 +1434,7 @@
             <w:r>
               <w:rPr>
                 <w:rFonts w:ascii="Times New Roman" w:hAnsi="Times New Roman"/>
-                <w:sz w:val="15"/>
+                <w:sz w:val="16"/>
               </w:rPr>
               <w:t>Var. PDU</w:t>
             </w:r>
@@ -1233,7 +1457,7 @@
             <w:r>
               <w:rPr>
                 <w:rFonts w:ascii="Times New Roman" w:hAnsi="Times New Roman"/>
-                <w:sz w:val="15"/>
+                <w:sz w:val="16"/>
               </w:rPr>
               <w:t>2–8 Bytes</w:t>
             </w:r>
@@ -1256,7 +1480,7 @@
             <w:r>
               <w:rPr>
                 <w:rFonts w:ascii="Times New Roman" w:hAnsi="Times New Roman"/>
-                <w:sz w:val="15"/>
+                <w:sz w:val="16"/>
               </w:rPr>
               <w:t>45–1,444 B</w:t>
             </w:r>
@@ -1279,7 +1503,7 @@
             <w:r>
               <w:rPr>
                 <w:rFonts w:ascii="Times New Roman" w:hAnsi="Times New Roman"/>
-                <w:sz w:val="15"/>
+                <w:sz w:val="16"/>
               </w:rPr>
               <w:t>CRC-32 (32b)</w:t>
             </w:r>
@@ -1304,7 +1528,7 @@
             <w:r>
               <w:rPr>
                 <w:rFonts w:ascii="Times New Roman" w:hAnsi="Times New Roman"/>
-                <w:sz w:val="15"/>
+                <w:sz w:val="16"/>
               </w:rPr>
               <w:t>BBFrame</w:t>
             </w:r>
@@ -1327,7 +1551,7 @@
             <w:r>
               <w:rPr>
                 <w:rFonts w:ascii="Times New Roman" w:hAnsi="Times New Roman"/>
-                <w:sz w:val="15"/>
+                <w:sz w:val="16"/>
               </w:rPr>
               <w:t>Fixed Frm</w:t>
             </w:r>
@@ -1350,7 +1574,7 @@
             <w:r>
               <w:rPr>
                 <w:rFonts w:ascii="Times New Roman" w:hAnsi="Times New Roman"/>
-                <w:sz w:val="15"/>
+                <w:sz w:val="16"/>
               </w:rPr>
               <w:t>10 Bytes</w:t>
             </w:r>
@@ -1373,7 +1597,7 @@
             <w:r>
               <w:rPr>
                 <w:rFonts w:ascii="Times New Roman" w:hAnsi="Times New Roman"/>
-                <w:sz w:val="15"/>
+                <w:sz w:val="16"/>
               </w:rPr>
               <w:t>216–10k b</w:t>
             </w:r>
@@ -1396,7 +1620,7 @@
             <w:r>
               <w:rPr>
                 <w:rFonts w:ascii="Times New Roman" w:hAnsi="Times New Roman"/>
-                <w:sz w:val="15"/>
+                <w:sz w:val="16"/>
               </w:rPr>
               <w:t>CRC-8 (8b)</w:t>
             </w:r>
@@ -1672,7 +1896,53 @@
           <w:rFonts w:ascii="Times New Roman" w:hAnsi="Times New Roman"/>
           <w:sz w:val="20"/>
         </w:rPr>
-        <w:t>Feature F2 implements unsupervised anomaly detection across rolling spatial windows using the Isolation Forest algorithm [15] through Scikit-learn. Given a spatial window W_i containing K units (K = 200 for TS, K = 3 for GSE, K = 50 for BBFrame), an m-dimensional feature vector x_i ∈ R^m is extracted, capturing payload volume, integrity ratio, error rate, entropy, unit size variance, and format-specific telemetry.</w:t>
+        <w:t xml:space="preserve">Feature F2 implements unsupervised anomaly detection across rolling spatial windows using the Isolation Forest algorithm [15] through Scikit-learn. Given a spatial window W_i containing K units (K = 200 for TS, K = 3 for GSE, K = 50 for BBFrame), an m-dimensional feature vector </w:t>
+      </w:r>
+      <w:r>
+        <w:rPr>
+          <w:rFonts w:ascii="Times New Roman" w:hAnsi="Times New Roman"/>
+          <w:i/>
+          <w:sz w:val="20"/>
+        </w:rPr>
+        <w:t>x</w:t>
+      </w:r>
+      <w:r>
+        <w:rPr>
+          <w:rFonts w:ascii="Times New Roman" w:hAnsi="Times New Roman"/>
+          <w:sz w:val="20"/>
+          <w:vertAlign w:val="subscript"/>
+        </w:rPr>
+        <w:t>i</w:t>
+      </w:r>
+      <w:r>
+        <w:rPr>
+          <w:rFonts w:ascii="Times New Roman" w:hAnsi="Times New Roman"/>
+          <w:sz w:val="20"/>
+        </w:rPr>
+        <w:t xml:space="preserve"> ∈ </w:t>
+      </w:r>
+      <w:r>
+        <w:rPr>
+          <w:rFonts w:ascii="Times New Roman" w:hAnsi="Times New Roman"/>
+          <w:i/>
+          <w:sz w:val="20"/>
+        </w:rPr>
+        <w:t>R</w:t>
+      </w:r>
+      <w:r>
+        <w:rPr>
+          <w:rFonts w:ascii="Times New Roman" w:hAnsi="Times New Roman"/>
+          <w:sz w:val="20"/>
+          <w:vertAlign w:val="superscript"/>
+        </w:rPr>
+        <w:t>m</w:t>
+      </w:r>
+      <w:r>
+        <w:rPr>
+          <w:rFonts w:ascii="Times New Roman" w:hAnsi="Times New Roman"/>
+          <w:sz w:val="20"/>
+        </w:rPr>
+        <w:t xml:space="preserve"> is extracted, capturing payload volume, integrity ratio, error rate, entropy, unit size variance, and format-specific telemetry.</w:t>
       </w:r>
     </w:p>
     <w:p>
@@ -1686,7 +1956,89 @@
           <w:rFonts w:ascii="Times New Roman" w:hAnsi="Times New Roman"/>
           <w:sz w:val="20"/>
         </w:rPr>
-        <w:t>The anomaly detector instantiates an ensemble of T = 100 isolation trees (n_estimators=100, contamination=0.05, random_state=42). The raw decision output d(x) ∈ R is computed using Scikit-learn's decision_function, where negative values designate outliers and positive values designate inliers. To map this output to a normalized anomaly score s(x) ∈ [0.0, 1.0], PRJ_111 applies a centered logistic sigmoid transformation:</w:t>
+        <w:t xml:space="preserve">The anomaly detector instantiates an ensemble of T = 100 isolation trees (n_estimators=100, contamination=0.05, random_state=42). The raw decision output </w:t>
+      </w:r>
+      <w:r>
+        <w:rPr>
+          <w:rFonts w:ascii="Times New Roman" w:hAnsi="Times New Roman"/>
+          <w:i/>
+          <w:sz w:val="20"/>
+        </w:rPr>
+        <w:t>d</w:t>
+      </w:r>
+      <w:r>
+        <w:rPr>
+          <w:rFonts w:ascii="Times New Roman" w:hAnsi="Times New Roman"/>
+          <w:sz w:val="20"/>
+        </w:rPr>
+        <w:t>(</w:t>
+      </w:r>
+      <w:r>
+        <w:rPr>
+          <w:rFonts w:ascii="Times New Roman" w:hAnsi="Times New Roman"/>
+          <w:i/>
+          <w:sz w:val="20"/>
+        </w:rPr>
+        <w:t>x</w:t>
+      </w:r>
+      <w:r>
+        <w:rPr>
+          <w:rFonts w:ascii="Times New Roman" w:hAnsi="Times New Roman"/>
+          <w:sz w:val="20"/>
+        </w:rPr>
+        <w:t xml:space="preserve">) ∈ </w:t>
+      </w:r>
+      <w:r>
+        <w:rPr>
+          <w:rFonts w:ascii="Times New Roman" w:hAnsi="Times New Roman"/>
+          <w:i/>
+          <w:sz w:val="20"/>
+        </w:rPr>
+        <w:t>R</w:t>
+      </w:r>
+      <w:r>
+        <w:rPr>
+          <w:rFonts w:ascii="Times New Roman" w:hAnsi="Times New Roman"/>
+          <w:sz w:val="20"/>
+        </w:rPr>
+        <w:t xml:space="preserve"> is computed using Scikit-learn's decision_function, where negative values designate outliers and positive values designate inliers. To map this output to a normalized anomaly score </w:t>
+      </w:r>
+      <w:r>
+        <w:rPr>
+          <w:rFonts w:ascii="Times New Roman" w:hAnsi="Times New Roman"/>
+          <w:i/>
+          <w:sz w:val="20"/>
+        </w:rPr>
+        <w:t>s</w:t>
+      </w:r>
+      <w:r>
+        <w:rPr>
+          <w:rFonts w:ascii="Times New Roman" w:hAnsi="Times New Roman"/>
+          <w:sz w:val="20"/>
+        </w:rPr>
+        <w:t>(</w:t>
+      </w:r>
+      <w:r>
+        <w:rPr>
+          <w:rFonts w:ascii="Times New Roman" w:hAnsi="Times New Roman"/>
+          <w:i/>
+          <w:sz w:val="20"/>
+        </w:rPr>
+        <w:t>x</w:t>
+      </w:r>
+      <w:r>
+        <w:rPr>
+          <w:rFonts w:ascii="Times New Roman" w:hAnsi="Times New Roman"/>
+          <w:sz w:val="20"/>
+        </w:rPr>
+        <w:t>) ∈ [0.0, 1.0]</w:t>
+      </w:r>
+      <w:r>
+        <w:rPr>
+          <w:rFonts w:ascii="Times New Roman" w:hAnsi="Times New Roman"/>
+          <w:sz w:val="20"/>
+        </w:rPr>
+        <w:t>, PRJ_111 applies a centered logistic sigmoid transformation:</w:t>
       </w:r>
     </w:p>
     <w:p>
@@ -1755,7 +2107,77 @@
           <w:rFonts w:ascii="Times New Roman" w:hAnsi="Times New Roman"/>
           <w:sz w:val="20"/>
         </w:rPr>
-        <w:t>At the nominal decision boundary (d(x) = 0.0), the score evaluates to exactly s = 0.5000. Outliers (d(x) &lt; 0) map to s &gt; 0.5000, while regular inliers (d(x) &gt; 0) map to s &lt; 0.5000. Anomaly classification is determined by the decision threshold:</w:t>
+        <w:t>At the nominal decision boundary (</w:t>
+      </w:r>
+      <w:r>
+        <w:rPr>
+          <w:rFonts w:ascii="Times New Roman" w:hAnsi="Times New Roman"/>
+          <w:sz w:val="20"/>
+        </w:rPr>
+        <w:t>d(x) = 0.0</w:t>
+      </w:r>
+      <w:r>
+        <w:rPr>
+          <w:rFonts w:ascii="Times New Roman" w:hAnsi="Times New Roman"/>
+          <w:sz w:val="20"/>
+        </w:rPr>
+        <w:t>), the score evaluates to exactly s = 0.5000. Outliers (</w:t>
+      </w:r>
+      <w:r>
+        <w:rPr>
+          <w:rFonts w:ascii="Times New Roman" w:hAnsi="Times New Roman"/>
+          <w:sz w:val="20"/>
+        </w:rPr>
+        <w:t>d(x) &lt; 0</w:t>
+      </w:r>
+      <w:r>
+        <w:rPr>
+          <w:rFonts w:ascii="Times New Roman" w:hAnsi="Times New Roman"/>
+          <w:sz w:val="20"/>
+        </w:rPr>
+        <w:t xml:space="preserve">) map to </w:t>
+      </w:r>
+      <w:r>
+        <w:rPr>
+          <w:rFonts w:ascii="Times New Roman" w:hAnsi="Times New Roman"/>
+          <w:sz w:val="20"/>
+        </w:rPr>
+        <w:t>s &gt; 0.5000</w:t>
+      </w:r>
+      <w:r>
+        <w:rPr>
+          <w:rFonts w:ascii="Times New Roman" w:hAnsi="Times New Roman"/>
+          <w:sz w:val="20"/>
+        </w:rPr>
+        <w:t>, while regular inliers (</w:t>
+      </w:r>
+      <w:r>
+        <w:rPr>
+          <w:rFonts w:ascii="Times New Roman" w:hAnsi="Times New Roman"/>
+          <w:sz w:val="20"/>
+        </w:rPr>
+        <w:t>d(x) &gt; 0</w:t>
+      </w:r>
+      <w:r>
+        <w:rPr>
+          <w:rFonts w:ascii="Times New Roman" w:hAnsi="Times New Roman"/>
+          <w:sz w:val="20"/>
+        </w:rPr>
+        <w:t xml:space="preserve">) map to </w:t>
+      </w:r>
+      <w:r>
+        <w:rPr>
+          <w:rFonts w:ascii="Times New Roman" w:hAnsi="Times New Roman"/>
+          <w:sz w:val="20"/>
+        </w:rPr>
+        <w:t>s &lt; 0.5000</w:t>
+      </w:r>
+      <w:r>
+        <w:rPr>
+          <w:rFonts w:ascii="Times New Roman" w:hAnsi="Times New Roman"/>
+          <w:sz w:val="20"/>
+        </w:rPr>
+        <w:t>. Anomaly classification is determined by the decision threshold:</w:t>
       </w:r>
     </w:p>
     <w:p>
@@ -2129,7 +2551,7 @@
       <w:r>
         <w:drawing>
           <wp:inline xmlns:a="http://schemas.openxmlformats.org/drawingml/2006/main" xmlns:pic="http://schemas.openxmlformats.org/drawingml/2006/picture">
-            <wp:extent cx="3017520" cy="1853619"/>
+            <wp:extent cx="3017520" cy="1885950"/>
             <wp:docPr id="3" name="Picture 3"/>
             <wp:cNvGraphicFramePr>
               <a:graphicFrameLocks noChangeAspect="1"/>
@@ -2150,7 +2572,7 @@
                   <pic:spPr>
                     <a:xfrm>
                       <a:off x="0" y="0"/>
-                      <a:ext cx="3017520" cy="1853619"/>
+                      <a:ext cx="3017520" cy="1885950"/>
                     </a:xfrm>
                     <a:prstGeom prst="rect"/>
                   </pic:spPr>
@@ -2171,14 +2593,14 @@
         <w:rPr>
           <w:rFonts w:ascii="Times New Roman" w:hAnsi="Times New Roman"/>
           <w:b/>
-          <w:sz w:val="17"/>
+          <w:sz w:val="16"/>
         </w:rPr>
         <w:t xml:space="preserve">Fig. 3. </w:t>
       </w:r>
       <w:r>
         <w:rPr>
           <w:rFonts w:ascii="Times New Roman" w:hAnsi="Times New Roman"/>
-          <w:sz w:val="17"/>
+          <w:sz w:val="16"/>
         </w:rPr>
         <w:t>Spatial activity timeline (Feature F4) charting rolling stream health, anomaly scores with decision threshold (s = 0.5000), payload density, and PID entropy indexed strictly by physical byte offsets.</w:t>
       </w:r>
@@ -2424,7 +2846,7 @@
       <w:r>
         <w:drawing>
           <wp:inline xmlns:a="http://schemas.openxmlformats.org/drawingml/2006/main" xmlns:pic="http://schemas.openxmlformats.org/drawingml/2006/picture">
-            <wp:extent cx="3017520" cy="1853619"/>
+            <wp:extent cx="3017520" cy="1885950"/>
             <wp:docPr id="4" name="Picture 4"/>
             <wp:cNvGraphicFramePr>
               <a:graphicFrameLocks noChangeAspect="1"/>
@@ -2445,7 +2867,7 @@
                   <pic:spPr>
                     <a:xfrm>
                       <a:off x="0" y="0"/>
-                      <a:ext cx="3017520" cy="1853619"/>
+                      <a:ext cx="3017520" cy="1885950"/>
                     </a:xfrm>
                     <a:prstGeom prst="rect"/>
                   </pic:spPr>
@@ -2466,14 +2888,14 @@
         <w:rPr>
           <w:rFonts w:ascii="Times New Roman" w:hAnsi="Times New Roman"/>
           <w:b/>
-          <w:sz w:val="17"/>
+          <w:sz w:val="16"/>
         </w:rPr>
         <w:t xml:space="preserve">Fig. 4. </w:t>
       </w:r>
       <w:r>
         <w:rPr>
           <w:rFonts w:ascii="Times New Roman" w:hAnsi="Times New Roman"/>
-          <w:sz w:val="17"/>
+          <w:sz w:val="16"/>
         </w:rPr>
         <w:t>Flagged anomaly windows and diagnostic attribution table (Features F2 and F5) displaying unit ranges, byte offsets, anomaly scores, and Bounded Z-Score explanations with deviation directionality.</w:t>
       </w:r>
@@ -2675,7 +3097,7 @@
       <w:r>
         <w:drawing>
           <wp:inline xmlns:a="http://schemas.openxmlformats.org/drawingml/2006/main" xmlns:pic="http://schemas.openxmlformats.org/drawingml/2006/picture">
-            <wp:extent cx="3017520" cy="1853619"/>
+            <wp:extent cx="3017520" cy="1885950"/>
             <wp:docPr id="5" name="Picture 5"/>
             <wp:cNvGraphicFramePr>
               <a:graphicFrameLocks noChangeAspect="1"/>
@@ -2696,7 +3118,7 @@
                   <pic:spPr>
                     <a:xfrm>
                       <a:off x="0" y="0"/>
-                      <a:ext cx="3017520" cy="1853619"/>
+                      <a:ext cx="3017520" cy="1885950"/>
                     </a:xfrm>
                     <a:prstGeom prst="rect"/>
                   </pic:spPr>
@@ -2717,14 +3139,14 @@
         <w:rPr>
           <w:rFonts w:ascii="Times New Roman" w:hAnsi="Times New Roman"/>
           <w:b/>
-          <w:sz w:val="17"/>
+          <w:sz w:val="16"/>
         </w:rPr>
         <w:t xml:space="preserve">Fig. 5. </w:t>
       </w:r>
       <w:r>
         <w:rPr>
           <w:rFonts w:ascii="Times New Roman" w:hAnsi="Times New Roman"/>
-          <w:sz w:val="17"/>
+          <w:sz w:val="16"/>
         </w:rPr>
         <w:t>Stream comparison interface (Feature F6) evaluating MPEG-TS against corrupted TS, highlighting direct-index window alignment, payload delta (-0.06%), and the dynamic semantic audit table.</w:t>
       </w:r>
@@ -2777,7 +3199,7 @@
       <w:r>
         <w:drawing>
           <wp:inline xmlns:a="http://schemas.openxmlformats.org/drawingml/2006/main" xmlns:pic="http://schemas.openxmlformats.org/drawingml/2006/picture">
-            <wp:extent cx="3017520" cy="1853619"/>
+            <wp:extent cx="3017520" cy="1885950"/>
             <wp:docPr id="6" name="Picture 6"/>
             <wp:cNvGraphicFramePr>
               <a:graphicFrameLocks noChangeAspect="1"/>
@@ -2798,7 +3220,7 @@
                   <pic:spPr>
                     <a:xfrm>
                       <a:off x="0" y="0"/>
-                      <a:ext cx="3017520" cy="1853619"/>
+                      <a:ext cx="3017520" cy="1885950"/>
                     </a:xfrm>
                     <a:prstGeom prst="rect"/>
                   </pic:spPr>
@@ -2819,14 +3241,14 @@
         <w:rPr>
           <w:rFonts w:ascii="Times New Roman" w:hAnsi="Times New Roman"/>
           <w:b/>
-          <w:sz w:val="17"/>
+          <w:sz w:val="16"/>
         </w:rPr>
         <w:t xml:space="preserve">Fig. 6. </w:t>
       </w:r>
       <w:r>
         <w:rPr>
           <w:rFonts w:ascii="Times New Roman" w:hAnsi="Times New Roman"/>
-          <w:sz w:val="17"/>
+          <w:sz w:val="16"/>
         </w:rPr>
         <w:t>Multi-format diagnostic report generation view (Feature F7) showing tripartite findings categorization and one-click export controls.</w:t>
       </w:r>
@@ -3681,7 +4103,7 @@
               <w:rPr>
                 <w:rFonts w:ascii="Times New Roman" w:hAnsi="Times New Roman"/>
                 <w:b/>
-                <w:sz w:val="15"/>
+                <w:sz w:val="16"/>
               </w:rPr>
               <w:t>Metric Parameter</w:t>
             </w:r>
@@ -3706,7 +4128,7 @@
               <w:rPr>
                 <w:rFonts w:ascii="Times New Roman" w:hAnsi="Times New Roman"/>
                 <w:b/>
-                <w:sz w:val="15"/>
+                <w:sz w:val="16"/>
               </w:rPr>
               <w:t>Experimental Observed Value</w:t>
             </w:r>
@@ -3731,7 +4153,7 @@
               <w:rPr>
                 <w:rFonts w:ascii="Times New Roman" w:hAnsi="Times New Roman"/>
                 <w:b/>
-                <w:sz w:val="15"/>
+                <w:sz w:val="16"/>
               </w:rPr>
               <w:t>Category</w:t>
             </w:r>
@@ -3756,7 +4178,7 @@
             <w:r>
               <w:rPr>
                 <w:rFonts w:ascii="Times New Roman" w:hAnsi="Times New Roman"/>
-                <w:sz w:val="15"/>
+                <w:sz w:val="16"/>
               </w:rPr>
               <w:t>Total Ingested PDUs</w:t>
             </w:r>
@@ -3779,7 +4201,7 @@
             <w:r>
               <w:rPr>
                 <w:rFonts w:ascii="Times New Roman" w:hAnsi="Times New Roman"/>
-                <w:sz w:val="15"/>
+                <w:sz w:val="16"/>
               </w:rPr>
               <w:t>14 PDUs (9,324 Bytes)</w:t>
             </w:r>
@@ -3802,7 +4224,7 @@
             <w:r>
               <w:rPr>
                 <w:rFonts w:ascii="Times New Roman" w:hAnsi="Times New Roman"/>
-                <w:sz w:val="15"/>
+                <w:sz w:val="16"/>
               </w:rPr>
               <w:t>FACT</w:t>
             </w:r>
@@ -3827,7 +4249,7 @@
             <w:r>
               <w:rPr>
                 <w:rFonts w:ascii="Times New Roman" w:hAnsi="Times New Roman"/>
-                <w:sz w:val="15"/>
+                <w:sz w:val="16"/>
               </w:rPr>
               <w:t>Framing Compliance</w:t>
             </w:r>
@@ -3850,7 +4272,7 @@
             <w:r>
               <w:rPr>
                 <w:rFonts w:ascii="Times New Roman" w:hAnsi="Times New Roman"/>
-                <w:sz w:val="15"/>
+                <w:sz w:val="16"/>
               </w:rPr>
               <w:t>100.0% (14/14 PDUs Valid)</w:t>
             </w:r>
@@ -3873,7 +4295,7 @@
             <w:r>
               <w:rPr>
                 <w:rFonts w:ascii="Times New Roman" w:hAnsi="Times New Roman"/>
-                <w:sz w:val="15"/>
+                <w:sz w:val="16"/>
               </w:rPr>
               <w:t>FACT</w:t>
             </w:r>
@@ -3898,7 +4320,7 @@
             <w:r>
               <w:rPr>
                 <w:rFonts w:ascii="Times New Roman" w:hAnsi="Times New Roman"/>
-                <w:sz w:val="15"/>
+                <w:sz w:val="16"/>
               </w:rPr>
               <w:t>Total Payload Extracted</w:t>
             </w:r>
@@ -3921,7 +4343,7 @@
             <w:r>
               <w:rPr>
                 <w:rFonts w:ascii="Times New Roman" w:hAnsi="Times New Roman"/>
-                <w:sz w:val="15"/>
+                <w:sz w:val="16"/>
               </w:rPr>
               <w:t>8,764 Bytes</w:t>
             </w:r>
@@ -3944,7 +4366,7 @@
             <w:r>
               <w:rPr>
                 <w:rFonts w:ascii="Times New Roman" w:hAnsi="Times New Roman"/>
-                <w:sz w:val="15"/>
+                <w:sz w:val="16"/>
               </w:rPr>
               <w:t>FACT</w:t>
             </w:r>
@@ -3969,7 +4391,7 @@
             <w:r>
               <w:rPr>
                 <w:rFonts w:ascii="Times New Roman" w:hAnsi="Times New Roman"/>
-                <w:sz w:val="15"/>
+                <w:sz w:val="16"/>
               </w:rPr>
               <w:t>Mean PDU Length</w:t>
             </w:r>
@@ -3992,7 +4414,7 @@
             <w:r>
               <w:rPr>
                 <w:rFonts w:ascii="Times New Roman" w:hAnsi="Times New Roman"/>
-                <w:sz w:val="15"/>
+                <w:sz w:val="16"/>
               </w:rPr>
               <w:t>626.0 Bytes (45–1,444 B)</w:t>
             </w:r>
@@ -4015,7 +4437,7 @@
             <w:r>
               <w:rPr>
                 <w:rFonts w:ascii="Times New Roman" w:hAnsi="Times New Roman"/>
-                <w:sz w:val="15"/>
+                <w:sz w:val="16"/>
               </w:rPr>
               <w:t>STAT</w:t>
             </w:r>
@@ -4040,7 +4462,7 @@
             <w:r>
               <w:rPr>
                 <w:rFonts w:ascii="Times New Roman" w:hAnsi="Times New Roman"/>
-                <w:sz w:val="15"/>
+                <w:sz w:val="16"/>
               </w:rPr>
               <w:t>Fragmentation Breakdown</w:t>
             </w:r>
@@ -4063,7 +4485,7 @@
             <w:r>
               <w:rPr>
                 <w:rFonts w:ascii="Times New Roman" w:hAnsi="Times New Roman"/>
-                <w:sz w:val="15"/>
+                <w:sz w:val="16"/>
               </w:rPr>
               <w:t>6 Unfrag. (42.9%), 8 Frag. (57.1%)</w:t>
             </w:r>
@@ -4086,7 +4508,7 @@
             <w:r>
               <w:rPr>
                 <w:rFonts w:ascii="Times New Roman" w:hAnsi="Times New Roman"/>
-                <w:sz w:val="15"/>
+                <w:sz w:val="16"/>
               </w:rPr>
               <w:t>FACT</w:t>
             </w:r>
@@ -4111,7 +4533,7 @@
             <w:r>
               <w:rPr>
                 <w:rFonts w:ascii="Times New Roman" w:hAnsi="Times New Roman"/>
-                <w:sz w:val="15"/>
+                <w:sz w:val="16"/>
               </w:rPr>
               <w:t>Fragment Subtypes</w:t>
             </w:r>
@@ -4134,7 +4556,7 @@
             <w:r>
               <w:rPr>
                 <w:rFonts w:ascii="Times New Roman" w:hAnsi="Times New Roman"/>
-                <w:sz w:val="15"/>
+                <w:sz w:val="16"/>
               </w:rPr>
               <w:t>5 First, 0 Interm., 3 Last</w:t>
             </w:r>
@@ -4157,7 +4579,7 @@
             <w:r>
               <w:rPr>
                 <w:rFonts w:ascii="Times New Roman" w:hAnsi="Times New Roman"/>
-                <w:sz w:val="15"/>
+                <w:sz w:val="16"/>
               </w:rPr>
               <w:t>FACT</w:t>
             </w:r>
@@ -4182,7 +4604,7 @@
             <w:r>
               <w:rPr>
                 <w:rFonts w:ascii="Times New Roman" w:hAnsi="Times New Roman"/>
-                <w:sz w:val="15"/>
+                <w:sz w:val="16"/>
               </w:rPr>
               <w:t>Encapsulated Protocols</w:t>
             </w:r>
@@ -4205,7 +4627,7 @@
             <w:r>
               <w:rPr>
                 <w:rFonts w:ascii="Times New Roman" w:hAnsi="Times New Roman"/>
-                <w:sz w:val="15"/>
+                <w:sz w:val="16"/>
               </w:rPr>
               <w:t>GSE_EXT_NPA: 11, IPv4: 9</w:t>
             </w:r>
@@ -4228,7 +4650,7 @@
             <w:r>
               <w:rPr>
                 <w:rFonts w:ascii="Times New Roman" w:hAnsi="Times New Roman"/>
-                <w:sz w:val="15"/>
+                <w:sz w:val="16"/>
               </w:rPr>
               <w:t>FACT</w:t>
             </w:r>
@@ -4253,7 +4675,7 @@
             <w:r>
               <w:rPr>
                 <w:rFonts w:ascii="Times New Roman" w:hAnsi="Times New Roman"/>
-                <w:sz w:val="15"/>
+                <w:sz w:val="16"/>
               </w:rPr>
               <w:t>Addressing Labels</w:t>
             </w:r>
@@ -4276,7 +4698,7 @@
             <w:r>
               <w:rPr>
                 <w:rFonts w:ascii="Times New Roman" w:hAnsi="Times New Roman"/>
-                <w:sz w:val="15"/>
+                <w:sz w:val="16"/>
               </w:rPr>
               <w:t>6-Byte: 11, No Label: 3</w:t>
             </w:r>
@@ -4299,7 +4721,7 @@
             <w:r>
               <w:rPr>
                 <w:rFonts w:ascii="Times New Roman" w:hAnsi="Times New Roman"/>
-                <w:sz w:val="15"/>
+                <w:sz w:val="16"/>
               </w:rPr>
               <w:t>FACT</w:t>
             </w:r>
@@ -4324,7 +4746,7 @@
             <w:r>
               <w:rPr>
                 <w:rFonts w:ascii="Times New Roman" w:hAnsi="Times New Roman"/>
-                <w:sz w:val="15"/>
+                <w:sz w:val="16"/>
               </w:rPr>
               <w:t>CRC-32 Checksums</w:t>
             </w:r>
@@ -4347,7 +4769,7 @@
             <w:r>
               <w:rPr>
                 <w:rFonts w:ascii="Times New Roman" w:hAnsi="Times New Roman"/>
-                <w:sz w:val="15"/>
+                <w:sz w:val="16"/>
               </w:rPr>
               <w:t>100.0% Pass (0 Failures)</w:t>
             </w:r>
@@ -4370,7 +4792,7 @@
             <w:r>
               <w:rPr>
                 <w:rFonts w:ascii="Times New Roman" w:hAnsi="Times New Roman"/>
-                <w:sz w:val="15"/>
+                <w:sz w:val="16"/>
               </w:rPr>
               <w:t>FACT</w:t>
             </w:r>
@@ -4395,7 +4817,7 @@
             <w:r>
               <w:rPr>
                 <w:rFonts w:ascii="Times New Roman" w:hAnsi="Times New Roman"/>
-                <w:sz w:val="15"/>
+                <w:sz w:val="16"/>
               </w:rPr>
               <w:t>F1 Stream Health</w:t>
             </w:r>
@@ -4418,7 +4840,7 @@
             <w:r>
               <w:rPr>
                 <w:rFonts w:ascii="Times New Roman" w:hAnsi="Times New Roman"/>
-                <w:sz w:val="15"/>
+                <w:sz w:val="16"/>
               </w:rPr>
               <w:t>100.0% (HEALTHY)</w:t>
             </w:r>
@@ -4441,7 +4863,7 @@
             <w:r>
               <w:rPr>
                 <w:rFonts w:ascii="Times New Roman" w:hAnsi="Times New Roman"/>
-                <w:sz w:val="15"/>
+                <w:sz w:val="16"/>
               </w:rPr>
               <w:t>STAT</w:t>
             </w:r>
@@ -4546,7 +4968,7 @@
               <w:rPr>
                 <w:rFonts w:ascii="Times New Roman" w:hAnsi="Times New Roman"/>
                 <w:b/>
-                <w:sz w:val="15"/>
+                <w:sz w:val="16"/>
               </w:rPr>
               <w:t>Parameter</w:t>
             </w:r>
@@ -4571,7 +4993,7 @@
               <w:rPr>
                 <w:rFonts w:ascii="Times New Roman" w:hAnsi="Times New Roman"/>
                 <w:b/>
-                <w:sz w:val="15"/>
+                <w:sz w:val="16"/>
               </w:rPr>
               <w:t>Observed Value</w:t>
             </w:r>
@@ -4596,7 +5018,7 @@
               <w:rPr>
                 <w:rFonts w:ascii="Times New Roman" w:hAnsi="Times New Roman"/>
                 <w:b/>
-                <w:sz w:val="15"/>
+                <w:sz w:val="16"/>
               </w:rPr>
               <w:t>Distribution / Share</w:t>
             </w:r>
@@ -4621,7 +5043,7 @@
               <w:rPr>
                 <w:rFonts w:ascii="Times New Roman" w:hAnsi="Times New Roman"/>
                 <w:b/>
-                <w:sz w:val="15"/>
+                <w:sz w:val="16"/>
               </w:rPr>
               <w:t>Cat.</w:t>
             </w:r>
@@ -4646,7 +5068,7 @@
             <w:r>
               <w:rPr>
                 <w:rFonts w:ascii="Times New Roman" w:hAnsi="Times New Roman"/>
-                <w:sz w:val="15"/>
+                <w:sz w:val="16"/>
               </w:rPr>
               <w:t>Total BBFrames</w:t>
             </w:r>
@@ -4669,7 +5091,7 @@
             <w:r>
               <w:rPr>
                 <w:rFonts w:ascii="Times New Roman" w:hAnsi="Times New Roman"/>
-                <w:sz w:val="15"/>
+                <w:sz w:val="16"/>
               </w:rPr>
               <w:t>4,309 Frames (2.35 MB)</w:t>
             </w:r>
@@ -4692,7 +5114,7 @@
             <w:r>
               <w:rPr>
                 <w:rFonts w:ascii="Times New Roman" w:hAnsi="Times New Roman"/>
-                <w:sz w:val="15"/>
+                <w:sz w:val="16"/>
               </w:rPr>
               <w:t>100.0% (4,309/4,309)</w:t>
             </w:r>
@@ -4715,7 +5137,7 @@
             <w:r>
               <w:rPr>
                 <w:rFonts w:ascii="Times New Roman" w:hAnsi="Times New Roman"/>
-                <w:sz w:val="15"/>
+                <w:sz w:val="16"/>
               </w:rPr>
               <w:t>FACT</w:t>
             </w:r>
@@ -4740,7 +5162,7 @@
             <w:r>
               <w:rPr>
                 <w:rFonts w:ascii="Times New Roman" w:hAnsi="Times New Roman"/>
-                <w:sz w:val="15"/>
+                <w:sz w:val="16"/>
               </w:rPr>
               <w:t>BBHeader CRC-8</w:t>
             </w:r>
@@ -4763,7 +5185,7 @@
             <w:r>
               <w:rPr>
                 <w:rFonts w:ascii="Times New Roman" w:hAnsi="Times New Roman"/>
-                <w:sz w:val="15"/>
+                <w:sz w:val="16"/>
               </w:rPr>
               <w:t>4,309 Passed / 0 Failed</w:t>
             </w:r>
@@ -4786,7 +5208,7 @@
             <w:r>
               <w:rPr>
                 <w:rFonts w:ascii="Times New Roman" w:hAnsi="Times New Roman"/>
-                <w:sz w:val="15"/>
+                <w:sz w:val="16"/>
               </w:rPr>
               <w:t>100.0% Valid Checksums</w:t>
             </w:r>
@@ -4809,7 +5231,7 @@
             <w:r>
               <w:rPr>
                 <w:rFonts w:ascii="Times New Roman" w:hAnsi="Times New Roman"/>
-                <w:sz w:val="15"/>
+                <w:sz w:val="16"/>
               </w:rPr>
               <w:t>FACT</w:t>
             </w:r>
@@ -4834,7 +5256,7 @@
             <w:r>
               <w:rPr>
                 <w:rFonts w:ascii="Times New Roman" w:hAnsi="Times New Roman"/>
-                <w:sz w:val="15"/>
+                <w:sz w:val="16"/>
               </w:rPr>
               <w:t>Input Mode</w:t>
             </w:r>
@@ -4857,7 +5279,7 @@
             <w:r>
               <w:rPr>
                 <w:rFonts w:ascii="Times New Roman" w:hAnsi="Times New Roman"/>
-                <w:sz w:val="15"/>
+                <w:sz w:val="16"/>
               </w:rPr>
               <w:t>SIS: 4,308 / MIS: 1</w:t>
             </w:r>
@@ -4880,7 +5302,7 @@
             <w:r>
               <w:rPr>
                 <w:rFonts w:ascii="Times New Roman" w:hAnsi="Times New Roman"/>
-                <w:sz w:val="15"/>
+                <w:sz w:val="16"/>
               </w:rPr>
               <w:t>99.98% / 0.02%</w:t>
             </w:r>
@@ -4903,7 +5325,7 @@
             <w:r>
               <w:rPr>
                 <w:rFonts w:ascii="Times New Roman" w:hAnsi="Times New Roman"/>
-                <w:sz w:val="15"/>
+                <w:sz w:val="16"/>
               </w:rPr>
               <w:t>FACT</w:t>
             </w:r>
@@ -4928,7 +5350,7 @@
             <w:r>
               <w:rPr>
                 <w:rFonts w:ascii="Times New Roman" w:hAnsi="Times New Roman"/>
-                <w:sz w:val="15"/>
+                <w:sz w:val="16"/>
               </w:rPr>
               <w:t>Modulation &amp; Cod.</w:t>
             </w:r>
@@ -4951,7 +5373,7 @@
             <w:r>
               <w:rPr>
                 <w:rFonts w:ascii="Times New Roman" w:hAnsi="Times New Roman"/>
-                <w:sz w:val="15"/>
+                <w:sz w:val="16"/>
               </w:rPr>
               <w:t>Adaptive Coding (ACM)</w:t>
             </w:r>
@@ -4974,7 +5396,7 @@
             <w:r>
               <w:rPr>
                 <w:rFonts w:ascii="Times New Roman" w:hAnsi="Times New Roman"/>
-                <w:sz w:val="15"/>
+                <w:sz w:val="16"/>
               </w:rPr>
               <w:t>100.0% (4,309/4,309)</w:t>
             </w:r>
@@ -4997,7 +5419,7 @@
             <w:r>
               <w:rPr>
                 <w:rFonts w:ascii="Times New Roman" w:hAnsi="Times New Roman"/>
-                <w:sz w:val="15"/>
+                <w:sz w:val="16"/>
               </w:rPr>
               <w:t>FACT</w:t>
             </w:r>
@@ -5022,7 +5444,7 @@
             <w:r>
               <w:rPr>
                 <w:rFonts w:ascii="Times New Roman" w:hAnsi="Times New Roman"/>
-                <w:sz w:val="15"/>
+                <w:sz w:val="16"/>
               </w:rPr>
               <w:t>Roll-off (α)</w:t>
             </w:r>
@@ -5045,7 +5467,7 @@
             <w:r>
               <w:rPr>
                 <w:rFonts w:ascii="Times New Roman" w:hAnsi="Times New Roman"/>
-                <w:sz w:val="15"/>
+                <w:sz w:val="16"/>
               </w:rPr>
               <w:t>α = 0.35</w:t>
             </w:r>
@@ -5068,7 +5490,7 @@
             <w:r>
               <w:rPr>
                 <w:rFonts w:ascii="Times New Roman" w:hAnsi="Times New Roman"/>
-                <w:sz w:val="15"/>
+                <w:sz w:val="16"/>
               </w:rPr>
               <w:t>100.0% (4,309/4,309)</w:t>
             </w:r>
@@ -5091,7 +5513,7 @@
             <w:r>
               <w:rPr>
                 <w:rFonts w:ascii="Times New Roman" w:hAnsi="Times New Roman"/>
-                <w:sz w:val="15"/>
+                <w:sz w:val="16"/>
               </w:rPr>
               <w:t>FACT</w:t>
             </w:r>
@@ -5116,7 +5538,7 @@
             <w:r>
               <w:rPr>
                 <w:rFonts w:ascii="Times New Roman" w:hAnsi="Times New Roman"/>
-                <w:sz w:val="15"/>
+                <w:sz w:val="16"/>
               </w:rPr>
               <w:t>Data Field Payload</w:t>
             </w:r>
@@ -5139,7 +5561,7 @@
             <w:r>
               <w:rPr>
                 <w:rFonts w:ascii="Times New Roman" w:hAnsi="Times New Roman"/>
-                <w:sz w:val="15"/>
+                <w:sz w:val="16"/>
               </w:rPr>
               <w:t>1,958,826 Bytes</w:t>
             </w:r>
@@ -5162,7 +5584,7 @@
             <w:r>
               <w:rPr>
                 <w:rFonts w:ascii="Times New Roman" w:hAnsi="Times New Roman"/>
-                <w:sz w:val="15"/>
+                <w:sz w:val="16"/>
               </w:rPr>
               <w:t>Mean: 454.59 B/frame</w:t>
             </w:r>
@@ -5185,7 +5607,7 @@
             <w:r>
               <w:rPr>
                 <w:rFonts w:ascii="Times New Roman" w:hAnsi="Times New Roman"/>
-                <w:sz w:val="15"/>
+                <w:sz w:val="16"/>
               </w:rPr>
               <w:t>FACT</w:t>
             </w:r>
@@ -5289,7 +5711,7 @@
               <w:rPr>
                 <w:rFonts w:ascii="Times New Roman" w:hAnsi="Times New Roman"/>
                 <w:b/>
-                <w:sz w:val="15"/>
+                <w:sz w:val="16"/>
               </w:rPr>
               <w:t>Format</w:t>
             </w:r>
@@ -5314,7 +5736,7 @@
               <w:rPr>
                 <w:rFonts w:ascii="Times New Roman" w:hAnsi="Times New Roman"/>
                 <w:b/>
-                <w:sz w:val="15"/>
+                <w:sz w:val="16"/>
               </w:rPr>
               <w:t>Window</w:t>
             </w:r>
@@ -5339,7 +5761,7 @@
               <w:rPr>
                 <w:rFonts w:ascii="Times New Roman" w:hAnsi="Times New Roman"/>
                 <w:b/>
-                <w:sz w:val="15"/>
+                <w:sz w:val="16"/>
               </w:rPr>
               <w:t>Total</w:t>
             </w:r>
@@ -5364,7 +5786,7 @@
               <w:rPr>
                 <w:rFonts w:ascii="Times New Roman" w:hAnsi="Times New Roman"/>
                 <w:b/>
-                <w:sz w:val="15"/>
+                <w:sz w:val="16"/>
               </w:rPr>
               <w:t>Anom.</w:t>
             </w:r>
@@ -5389,7 +5811,7 @@
               <w:rPr>
                 <w:rFonts w:ascii="Times New Roman" w:hAnsi="Times New Roman"/>
                 <w:b/>
-                <w:sz w:val="15"/>
+                <w:sz w:val="16"/>
               </w:rPr>
               <w:t>Peak &amp; Indices</w:t>
             </w:r>
@@ -5414,7 +5836,7 @@
             <w:r>
               <w:rPr>
                 <w:rFonts w:ascii="Times New Roman" w:hAnsi="Times New Roman"/>
-                <w:sz w:val="15"/>
+                <w:sz w:val="16"/>
               </w:rPr>
               <w:t>MPEG-TS</w:t>
             </w:r>
@@ -5437,7 +5859,7 @@
             <w:r>
               <w:rPr>
                 <w:rFonts w:ascii="Times New Roman" w:hAnsi="Times New Roman"/>
-                <w:sz w:val="15"/>
+                <w:sz w:val="16"/>
               </w:rPr>
               <w:t>200 Pkts</w:t>
             </w:r>
@@ -5460,7 +5882,7 @@
             <w:r>
               <w:rPr>
                 <w:rFonts w:ascii="Times New Roman" w:hAnsi="Times New Roman"/>
-                <w:sz w:val="15"/>
+                <w:sz w:val="16"/>
               </w:rPr>
               <w:t>91</w:t>
             </w:r>
@@ -5483,7 +5905,7 @@
             <w:r>
               <w:rPr>
                 <w:rFonts w:ascii="Times New Roman" w:hAnsi="Times New Roman"/>
-                <w:sz w:val="15"/>
+                <w:sz w:val="16"/>
               </w:rPr>
               <w:t>5</w:t>
             </w:r>
@@ -5506,7 +5928,7 @@
             <w:r>
               <w:rPr>
                 <w:rFonts w:ascii="Times New Roman" w:hAnsi="Times New Roman"/>
-                <w:sz w:val="15"/>
+                <w:sz w:val="16"/>
               </w:rPr>
               <w:t>0.8576 [Win 1, 2, 12, 88, 90]</w:t>
             </w:r>
@@ -5531,7 +5953,7 @@
             <w:r>
               <w:rPr>
                 <w:rFonts w:ascii="Times New Roman" w:hAnsi="Times New Roman"/>
-                <w:sz w:val="15"/>
+                <w:sz w:val="16"/>
               </w:rPr>
               <w:t>GSE</w:t>
             </w:r>
@@ -5554,7 +5976,7 @@
             <w:r>
               <w:rPr>
                 <w:rFonts w:ascii="Times New Roman" w:hAnsi="Times New Roman"/>
-                <w:sz w:val="15"/>
+                <w:sz w:val="16"/>
               </w:rPr>
               <w:t>3 PDUs</w:t>
             </w:r>
@@ -5577,7 +5999,7 @@
             <w:r>
               <w:rPr>
                 <w:rFonts w:ascii="Times New Roman" w:hAnsi="Times New Roman"/>
-                <w:sz w:val="15"/>
+                <w:sz w:val="16"/>
               </w:rPr>
               <w:t>5</w:t>
             </w:r>
@@ -5600,7 +6022,7 @@
             <w:r>
               <w:rPr>
                 <w:rFonts w:ascii="Times New Roman" w:hAnsi="Times New Roman"/>
-                <w:sz w:val="15"/>
+                <w:sz w:val="16"/>
               </w:rPr>
               <w:t>1</w:t>
             </w:r>
@@ -5623,7 +6045,7 @@
             <w:r>
               <w:rPr>
                 <w:rFonts w:ascii="Times New Roman" w:hAnsi="Times New Roman"/>
-                <w:sz w:val="15"/>
+                <w:sz w:val="16"/>
               </w:rPr>
               <w:t>0.5018 [Win 4]</w:t>
             </w:r>
@@ -5648,7 +6070,7 @@
             <w:r>
               <w:rPr>
                 <w:rFonts w:ascii="Times New Roman" w:hAnsi="Times New Roman"/>
-                <w:sz w:val="15"/>
+                <w:sz w:val="16"/>
               </w:rPr>
               <w:t>BBFrame</w:t>
             </w:r>
@@ -5671,7 +6093,7 @@
             <w:r>
               <w:rPr>
                 <w:rFonts w:ascii="Times New Roman" w:hAnsi="Times New Roman"/>
-                <w:sz w:val="15"/>
+                <w:sz w:val="16"/>
               </w:rPr>
               <w:t>50 Frms</w:t>
             </w:r>
@@ -5694,7 +6116,7 @@
             <w:r>
               <w:rPr>
                 <w:rFonts w:ascii="Times New Roman" w:hAnsi="Times New Roman"/>
-                <w:sz w:val="15"/>
+                <w:sz w:val="16"/>
               </w:rPr>
               <w:t>87</w:t>
             </w:r>
@@ -5717,7 +6139,7 @@
             <w:r>
               <w:rPr>
                 <w:rFonts w:ascii="Times New Roman" w:hAnsi="Times New Roman"/>
-                <w:sz w:val="15"/>
+                <w:sz w:val="16"/>
               </w:rPr>
               <w:t>5</w:t>
             </w:r>
@@ -5740,7 +6162,7 @@
             <w:r>
               <w:rPr>
                 <w:rFonts w:ascii="Times New Roman" w:hAnsi="Times New Roman"/>
-                <w:sz w:val="15"/>
+                <w:sz w:val="16"/>
               </w:rPr>
               <w:t>0.7406 [Win 0, 83, 84, 85, 86]</w:t>
             </w:r>
@@ -7333,282 +7755,862 @@
     </w:p>
     <w:p>
       <w:pPr>
-        <w:spacing w:after="60"/>
-        <w:ind w:left="317" w:hanging="317"/>
+        <w:spacing w:after="40" w:line="240" w:lineRule="auto"/>
+        <w:ind w:left="259" w:hanging="259"/>
         <w:jc w:val="both"/>
       </w:pPr>
       <w:r>
         <w:rPr>
           <w:rFonts w:ascii="Times New Roman" w:hAnsi="Times New Roman"/>
-          <w:sz w:val="17"/>
+          <w:sz w:val="16"/>
         </w:rPr>
-        <w:t>[1] “Digital Video Broadcasting (DVB); Second Generation Framing Structure, Channel Coding and Modulation Systems for Broadcasting, Interactive Services, News Gathering and Other Broadband Satellite Applications; Part 1: DVB-S2,” no. ETSI EN 302 307-1 V1.4.1. Sophia Antipolis, France, 2014.</w:t>
+        <w:t xml:space="preserve">[1] </w:t>
+      </w:r>
+      <w:r>
+        <w:rPr>
+          <w:rFonts w:ascii="Times New Roman" w:hAnsi="Times New Roman"/>
+          <w:sz w:val="16"/>
+        </w:rPr>
+        <w:t xml:space="preserve">X.-Q. Liao et al., </w:t>
+      </w:r>
+      <w:r>
+        <w:rPr>
+          <w:rFonts w:ascii="Times New Roman" w:hAnsi="Times New Roman"/>
+          <w:sz w:val="16"/>
+        </w:rPr>
+        <w:t xml:space="preserve">“An Efficient Joint Frame and Physical Layer Signaling Code Detection Method for DVB-S2,” </w:t>
+      </w:r>
+      <w:r>
+        <w:rPr>
+          <w:rFonts w:ascii="Times New Roman" w:hAnsi="Times New Roman"/>
+          <w:i/>
+          <w:sz w:val="16"/>
+        </w:rPr>
+        <w:t xml:space="preserve">IEEE Access, </w:t>
+      </w:r>
+      <w:r>
+        <w:rPr>
+          <w:rFonts w:ascii="Times New Roman" w:hAnsi="Times New Roman"/>
+          <w:sz w:val="16"/>
+        </w:rPr>
+        <w:t>vol. 12, pp. 41819–41825, 2024, doi: 10.1109/ACCESS.2024.3378292.</w:t>
       </w:r>
     </w:p>
     <w:p>
       <w:pPr>
-        <w:spacing w:after="60"/>
-        <w:ind w:left="317" w:hanging="317"/>
+        <w:spacing w:after="40" w:line="240" w:lineRule="auto"/>
+        <w:ind w:left="259" w:hanging="259"/>
         <w:jc w:val="both"/>
       </w:pPr>
       <w:r>
         <w:rPr>
           <w:rFonts w:ascii="Times New Roman" w:hAnsi="Times New Roman"/>
-          <w:sz w:val="17"/>
+          <w:sz w:val="16"/>
         </w:rPr>
-        <w:t>[2] A. Morello and V. Mignone, “DVB-S2: The Second Generation Standard for Satellite Broadband Services,” Proceedings of the IEEE, vol. 94, no. 1, pp. 210–227, 2006.</w:t>
+        <w:t xml:space="preserve">[2] </w:t>
+      </w:r>
+      <w:r>
+        <w:rPr>
+          <w:rFonts w:ascii="Times New Roman" w:hAnsi="Times New Roman"/>
+          <w:sz w:val="16"/>
+        </w:rPr>
+        <w:t xml:space="preserve">F. Izumi et al., </w:t>
+      </w:r>
+      <w:r>
+        <w:rPr>
+          <w:rFonts w:ascii="Times New Roman" w:hAnsi="Times New Roman"/>
+          <w:sz w:val="16"/>
+        </w:rPr>
+        <w:t xml:space="preserve">“A fuzzing-based test-creation approach for evaluating digital TV receivers via transport streams,” </w:t>
+      </w:r>
+      <w:r>
+        <w:rPr>
+          <w:rFonts w:ascii="Times New Roman" w:hAnsi="Times New Roman"/>
+          <w:i/>
+          <w:sz w:val="16"/>
+        </w:rPr>
+        <w:t xml:space="preserve">Softw. Test. Verif. Reliab., </w:t>
+      </w:r>
+      <w:r>
+        <w:rPr>
+          <w:rFonts w:ascii="Times New Roman" w:hAnsi="Times New Roman"/>
+          <w:sz w:val="16"/>
+        </w:rPr>
+        <w:t>vol. 33, no. 4, p. e1833, 2023, doi: 10.1002/stvr.1833.</w:t>
       </w:r>
     </w:p>
     <w:p>
       <w:pPr>
-        <w:spacing w:after="60"/>
-        <w:ind w:left="317" w:hanging="317"/>
+        <w:spacing w:after="40" w:line="240" w:lineRule="auto"/>
+        <w:ind w:left="259" w:hanging="259"/>
         <w:jc w:val="both"/>
       </w:pPr>
       <w:r>
         <w:rPr>
           <w:rFonts w:ascii="Times New Roman" w:hAnsi="Times New Roman"/>
-          <w:sz w:val="17"/>
+          <w:sz w:val="16"/>
         </w:rPr>
-        <w:t>[3] “Information Technology — Generic Coding of Moving Pictures and Associated Audio Information — Part 1: Systems (MPEG-2 Transport Stream),” no. ISO/IEC 13818-1:2022. Geneva, Switzerland, 2022.</w:t>
+        <w:t xml:space="preserve">[3] </w:t>
+      </w:r>
+      <w:r>
+        <w:rPr>
+          <w:rFonts w:ascii="Times New Roman" w:hAnsi="Times New Roman"/>
+          <w:sz w:val="16"/>
+        </w:rPr>
+        <w:t xml:space="preserve">Y. Cao et al., </w:t>
+      </w:r>
+      <w:r>
+        <w:rPr>
+          <w:rFonts w:ascii="Times New Roman" w:hAnsi="Times New Roman"/>
+          <w:sz w:val="16"/>
+        </w:rPr>
+        <w:t xml:space="preserve">“Revisiting streaming anomaly detection: benchmark and evaluation,” </w:t>
+      </w:r>
+      <w:r>
+        <w:rPr>
+          <w:rFonts w:ascii="Times New Roman" w:hAnsi="Times New Roman"/>
+          <w:i/>
+          <w:sz w:val="16"/>
+        </w:rPr>
+        <w:t xml:space="preserve">Artif. Intell. Rev., </w:t>
+      </w:r>
+      <w:r>
+        <w:rPr>
+          <w:rFonts w:ascii="Times New Roman" w:hAnsi="Times New Roman"/>
+          <w:sz w:val="16"/>
+        </w:rPr>
+        <w:t>vol. 58, no. 1, art. no. 8, 2025, doi: 10.1007/s10462-024-10995-w.</w:t>
       </w:r>
     </w:p>
     <w:p>
       <w:pPr>
-        <w:spacing w:after="60"/>
-        <w:ind w:left="317" w:hanging="317"/>
+        <w:spacing w:after="40" w:line="240" w:lineRule="auto"/>
+        <w:ind w:left="259" w:hanging="259"/>
         <w:jc w:val="both"/>
       </w:pPr>
       <w:r>
         <w:rPr>
           <w:rFonts w:ascii="Times New Roman" w:hAnsi="Times New Roman"/>
-          <w:sz w:val="17"/>
+          <w:sz w:val="16"/>
         </w:rPr>
-        <w:t>[4] “Digital Video Broadcasting (DVB); Generic Stream Encapsulation (GSE); Part 1: Protocol,” no. ETSI TS 102 606-1 V1.2.1. Sophia Antipolis, France, 2014.</w:t>
+        <w:t xml:space="preserve">[4] </w:t>
+      </w:r>
+      <w:r>
+        <w:rPr>
+          <w:rFonts w:ascii="Times New Roman" w:hAnsi="Times New Roman"/>
+          <w:sz w:val="16"/>
+        </w:rPr>
+        <w:t xml:space="preserve">ETSI, </w:t>
+      </w:r>
+      <w:r>
+        <w:rPr>
+          <w:rFonts w:ascii="Times New Roman" w:hAnsi="Times New Roman"/>
+          <w:sz w:val="16"/>
+        </w:rPr>
+        <w:t xml:space="preserve">“Digital Video Broadcasting (DVB); Second Generation Framing Structure, Channel Coding and Modulation Systems for Broadcasting, Interactive Services, News Gathering and Other Broadband Satellite Applications; Part 1: DVB-S2,” </w:t>
+      </w:r>
+      <w:r>
+        <w:rPr>
+          <w:rFonts w:ascii="Times New Roman" w:hAnsi="Times New Roman"/>
+          <w:i/>
+          <w:sz w:val="16"/>
+        </w:rPr>
+        <w:t xml:space="preserve">ETSI Standard, </w:t>
+      </w:r>
+      <w:r>
+        <w:rPr>
+          <w:rFonts w:ascii="Times New Roman" w:hAnsi="Times New Roman"/>
+          <w:sz w:val="16"/>
+        </w:rPr>
+        <w:t>EN 302 307-1 V1.4.1, 2014.</w:t>
       </w:r>
     </w:p>
     <w:p>
       <w:pPr>
-        <w:spacing w:after="60"/>
-        <w:ind w:left="317" w:hanging="317"/>
+        <w:spacing w:after="40" w:line="240" w:lineRule="auto"/>
+        <w:ind w:left="259" w:hanging="259"/>
         <w:jc w:val="both"/>
       </w:pPr>
       <w:r>
         <w:rPr>
           <w:rFonts w:ascii="Times New Roman" w:hAnsi="Times New Roman"/>
-          <w:sz w:val="17"/>
+          <w:sz w:val="16"/>
         </w:rPr>
-        <w:t>[5] P. L. Luisi, A. B. Sampaio, and C. A. C. Marcondes, “Empirical Evaluation of Digital Video Broadcasting Systems and Transport Stream Analysis,” IEEE Transactions on Broadcasting, vol. 66, no. 2, pp. 431–444, 2020.</w:t>
+        <w:t xml:space="preserve">[5] </w:t>
+      </w:r>
+      <w:r>
+        <w:rPr>
+          <w:rFonts w:ascii="Times New Roman" w:hAnsi="Times New Roman"/>
+          <w:sz w:val="16"/>
+        </w:rPr>
+        <w:t xml:space="preserve">ISO/IEC, </w:t>
+      </w:r>
+      <w:r>
+        <w:rPr>
+          <w:rFonts w:ascii="Times New Roman" w:hAnsi="Times New Roman"/>
+          <w:sz w:val="16"/>
+        </w:rPr>
+        <w:t xml:space="preserve">“Information Technology — Generic Coding of Moving Pictures and Associated Audio Information — Part 1: Systems (MPEG-2 Transport Stream),” </w:t>
+      </w:r>
+      <w:r>
+        <w:rPr>
+          <w:rFonts w:ascii="Times New Roman" w:hAnsi="Times New Roman"/>
+          <w:i/>
+          <w:sz w:val="16"/>
+        </w:rPr>
+        <w:t xml:space="preserve">ISO/IEC Standard, </w:t>
+      </w:r>
+      <w:r>
+        <w:rPr>
+          <w:rFonts w:ascii="Times New Roman" w:hAnsi="Times New Roman"/>
+          <w:sz w:val="16"/>
+        </w:rPr>
+        <w:t>13818-1:2022, 2022.</w:t>
       </w:r>
     </w:p>
     <w:p>
       <w:pPr>
-        <w:spacing w:after="60"/>
-        <w:ind w:left="317" w:hanging="317"/>
+        <w:spacing w:after="40" w:line="240" w:lineRule="auto"/>
+        <w:ind w:left="259" w:hanging="259"/>
         <w:jc w:val="both"/>
       </w:pPr>
       <w:r>
         <w:rPr>
           <w:rFonts w:ascii="Times New Roman" w:hAnsi="Times New Roman"/>
-          <w:sz w:val="17"/>
+          <w:sz w:val="16"/>
         </w:rPr>
-        <w:t>[6] D. Minoli, Innovations in Satellite Communications and the Global Information Infrastructure. Hoboken, NJ, USA: John Wiley &amp; Sons, 2015.</w:t>
+        <w:t xml:space="preserve">[6] </w:t>
+      </w:r>
+      <w:r>
+        <w:rPr>
+          <w:rFonts w:ascii="Times New Roman" w:hAnsi="Times New Roman"/>
+          <w:sz w:val="16"/>
+        </w:rPr>
+        <w:t xml:space="preserve">ETSI, </w:t>
+      </w:r>
+      <w:r>
+        <w:rPr>
+          <w:rFonts w:ascii="Times New Roman" w:hAnsi="Times New Roman"/>
+          <w:sz w:val="16"/>
+        </w:rPr>
+        <w:t xml:space="preserve">“Digital Video Broadcasting (DVB); Generic Stream Encapsulation (GSE); Part 1: Protocol,” </w:t>
+      </w:r>
+      <w:r>
+        <w:rPr>
+          <w:rFonts w:ascii="Times New Roman" w:hAnsi="Times New Roman"/>
+          <w:i/>
+          <w:sz w:val="16"/>
+        </w:rPr>
+        <w:t xml:space="preserve">ETSI Standard, </w:t>
+      </w:r>
+      <w:r>
+        <w:rPr>
+          <w:rFonts w:ascii="Times New Roman" w:hAnsi="Times New Roman"/>
+          <w:sz w:val="16"/>
+        </w:rPr>
+        <w:t>TS 102 606-1 V1.2.1, 2014.</w:t>
       </w:r>
     </w:p>
     <w:p>
       <w:pPr>
-        <w:spacing w:after="60"/>
-        <w:ind w:left="317" w:hanging="317"/>
+        <w:spacing w:after="40" w:line="240" w:lineRule="auto"/>
+        <w:ind w:left="259" w:hanging="259"/>
         <w:jc w:val="both"/>
       </w:pPr>
       <w:r>
         <w:rPr>
           <w:rFonts w:ascii="Times New Roman" w:hAnsi="Times New Roman"/>
-          <w:sz w:val="17"/>
+          <w:sz w:val="16"/>
         </w:rPr>
-        <w:t>[7] E. Casini, R. De Gaudenzi, and A. Ginesi, “DVB-S2 Modern Modulation and Coding Techniques for Satellite Broadcast and Broadband Transmissions,” IEEE Communications Magazine, vol. 42, no. 11, pp. 146–156, 2004.</w:t>
+        <w:t xml:space="preserve">[7] </w:t>
+      </w:r>
+      <w:r>
+        <w:rPr>
+          <w:rFonts w:ascii="Times New Roman" w:hAnsi="Times New Roman"/>
+          <w:sz w:val="16"/>
+        </w:rPr>
+        <w:t xml:space="preserve">ETSI, </w:t>
+      </w:r>
+      <w:r>
+        <w:rPr>
+          <w:rFonts w:ascii="Times New Roman" w:hAnsi="Times New Roman"/>
+          <w:sz w:val="16"/>
+        </w:rPr>
+        <w:t xml:space="preserve">“Measurement Guidelines for DVB Systems,” </w:t>
+      </w:r>
+      <w:r>
+        <w:rPr>
+          <w:rFonts w:ascii="Times New Roman" w:hAnsi="Times New Roman"/>
+          <w:i/>
+          <w:sz w:val="16"/>
+        </w:rPr>
+        <w:t xml:space="preserve">ETSI Technical Report, </w:t>
+      </w:r>
+      <w:r>
+        <w:rPr>
+          <w:rFonts w:ascii="Times New Roman" w:hAnsi="Times New Roman"/>
+          <w:sz w:val="16"/>
+        </w:rPr>
+        <w:t>TR 101 290 V1.4.1, 2020.</w:t>
       </w:r>
     </w:p>
     <w:p>
       <w:pPr>
-        <w:spacing w:after="60"/>
-        <w:ind w:left="317" w:hanging="317"/>
+        <w:spacing w:after="40" w:line="240" w:lineRule="auto"/>
+        <w:ind w:left="259" w:hanging="259"/>
         <w:jc w:val="both"/>
       </w:pPr>
       <w:r>
         <w:rPr>
           <w:rFonts w:ascii="Times New Roman" w:hAnsi="Times New Roman"/>
-          <w:sz w:val="17"/>
+          <w:sz w:val="16"/>
         </w:rPr>
-        <w:t>[8] B. Sklar, Digital Communications: Fundamentals and Applications, 2nd ed. Upper Saddle River, NJ, USA: Prentice Hall PTR, 2001.</w:t>
+        <w:t xml:space="preserve">[8] </w:t>
+      </w:r>
+      <w:r>
+        <w:rPr>
+          <w:rFonts w:ascii="Times New Roman" w:hAnsi="Times New Roman"/>
+          <w:sz w:val="16"/>
+        </w:rPr>
+        <w:t xml:space="preserve">A. Morello et al., </w:t>
+      </w:r>
+      <w:r>
+        <w:rPr>
+          <w:rFonts w:ascii="Times New Roman" w:hAnsi="Times New Roman"/>
+          <w:sz w:val="16"/>
+        </w:rPr>
+        <w:t xml:space="preserve">“DVB-S2: The Second Generation Standard for Satellite Broadband Services,” </w:t>
+      </w:r>
+      <w:r>
+        <w:rPr>
+          <w:rFonts w:ascii="Times New Roman" w:hAnsi="Times New Roman"/>
+          <w:i/>
+          <w:sz w:val="16"/>
+        </w:rPr>
+        <w:t xml:space="preserve">Proc. IEEE, </w:t>
+      </w:r>
+      <w:r>
+        <w:rPr>
+          <w:rFonts w:ascii="Times New Roman" w:hAnsi="Times New Roman"/>
+          <w:sz w:val="16"/>
+        </w:rPr>
+        <w:t>vol. 94, no. 1, pp. 210–227, 2006, doi: 10.1109/JPROC.2005.861013.</w:t>
       </w:r>
     </w:p>
     <w:p>
       <w:pPr>
-        <w:spacing w:after="60"/>
-        <w:ind w:left="317" w:hanging="317"/>
+        <w:spacing w:after="40" w:line="240" w:lineRule="auto"/>
+        <w:ind w:left="259" w:hanging="259"/>
         <w:jc w:val="both"/>
       </w:pPr>
       <w:r>
         <w:rPr>
           <w:rFonts w:ascii="Times New Roman" w:hAnsi="Times New Roman"/>
-          <w:sz w:val="17"/>
+          <w:sz w:val="16"/>
         </w:rPr>
-        <w:t>[9] G. Fairhurst and B. Collini-Nocker, “Generic Stream Encapsulation (GSE) for DVB-S2: Design and Evaluation,” International Journal of Satellite Communications and Networking, vol. 28, no. 5–6, pp. 287–305, 2010.</w:t>
+        <w:t xml:space="preserve">[9] </w:t>
+      </w:r>
+      <w:r>
+        <w:rPr>
+          <w:rFonts w:ascii="Times New Roman" w:hAnsi="Times New Roman"/>
+          <w:sz w:val="16"/>
+        </w:rPr>
+        <w:t xml:space="preserve">P. L. Luisi et al., </w:t>
+      </w:r>
+      <w:r>
+        <w:rPr>
+          <w:rFonts w:ascii="Times New Roman" w:hAnsi="Times New Roman"/>
+          <w:sz w:val="16"/>
+        </w:rPr>
+        <w:t xml:space="preserve">“Empirical Evaluation of Digital Video Broadcasting Systems and Transport Stream Analysis,” </w:t>
+      </w:r>
+      <w:r>
+        <w:rPr>
+          <w:rFonts w:ascii="Times New Roman" w:hAnsi="Times New Roman"/>
+          <w:i/>
+          <w:sz w:val="16"/>
+        </w:rPr>
+        <w:t xml:space="preserve">IEEE Trans. Broadcast., </w:t>
+      </w:r>
+      <w:r>
+        <w:rPr>
+          <w:rFonts w:ascii="Times New Roman" w:hAnsi="Times New Roman"/>
+          <w:sz w:val="16"/>
+        </w:rPr>
+        <w:t>vol. 66, no. 2, pp. 431–444, 2020, doi: 10.1109/TBC.2019.2954067.</w:t>
       </w:r>
     </w:p>
     <w:p>
       <w:pPr>
-        <w:spacing w:after="60"/>
-        <w:ind w:left="317" w:hanging="317"/>
+        <w:spacing w:after="40" w:line="240" w:lineRule="auto"/>
+        <w:ind w:left="259" w:hanging="259"/>
         <w:jc w:val="both"/>
       </w:pPr>
       <w:r>
         <w:rPr>
           <w:rFonts w:ascii="Times New Roman" w:hAnsi="Times New Roman"/>
-          <w:sz w:val="17"/>
+          <w:sz w:val="16"/>
         </w:rPr>
-        <w:t>[10] G. Fairhurst and B. Collini-Nocker, “Unidirectional Lightweight Encapsulation (ULE) for Transmission of IP Datagrams over an MPEG-2 Transport Stream,” RFC 4326, Dec. 2005.</w:t>
+        <w:t xml:space="preserve">[10] </w:t>
+      </w:r>
+      <w:r>
+        <w:rPr>
+          <w:rFonts w:ascii="Times New Roman" w:hAnsi="Times New Roman"/>
+          <w:sz w:val="16"/>
+        </w:rPr>
+        <w:t xml:space="preserve">D. Minoli, </w:t>
+      </w:r>
+      <w:r>
+        <w:rPr>
+          <w:rFonts w:ascii="Times New Roman" w:hAnsi="Times New Roman"/>
+          <w:sz w:val="16"/>
+        </w:rPr>
+        <w:t xml:space="preserve">“Innovations in Satellite Communications and the Global Information Infrastructure,” </w:t>
+      </w:r>
+      <w:r>
+        <w:rPr>
+          <w:rFonts w:ascii="Times New Roman" w:hAnsi="Times New Roman"/>
+          <w:i/>
+          <w:sz w:val="16"/>
+        </w:rPr>
+        <w:t xml:space="preserve">John Wiley &amp; Sons, </w:t>
+      </w:r>
+      <w:r>
+        <w:rPr>
+          <w:rFonts w:ascii="Times New Roman" w:hAnsi="Times New Roman"/>
+          <w:sz w:val="16"/>
+        </w:rPr>
+        <w:t>Hoboken, NJ, 2015, doi: 10.1002/9781118984086.</w:t>
       </w:r>
     </w:p>
     <w:p>
       <w:pPr>
-        <w:spacing w:after="60"/>
-        <w:ind w:left="317" w:hanging="317"/>
+        <w:spacing w:after="40" w:line="240" w:lineRule="auto"/>
+        <w:ind w:left="259" w:hanging="259"/>
         <w:jc w:val="both"/>
       </w:pPr>
       <w:r>
         <w:rPr>
           <w:rFonts w:ascii="Times New Roman" w:hAnsi="Times New Roman"/>
-          <w:sz w:val="17"/>
+          <w:sz w:val="16"/>
         </w:rPr>
-        <w:t>[11] “Digital Video Broadcasting (DVB); Measurement Guidelines for DVB Systems,” no. ETSI TR 101 290 V1.4.1. Sophia Antipolis, France, 2020.</w:t>
+        <w:t xml:space="preserve">[11] </w:t>
+      </w:r>
+      <w:r>
+        <w:rPr>
+          <w:rFonts w:ascii="Times New Roman" w:hAnsi="Times New Roman"/>
+          <w:sz w:val="16"/>
+        </w:rPr>
+        <w:t xml:space="preserve">E. Casini et al., </w:t>
+      </w:r>
+      <w:r>
+        <w:rPr>
+          <w:rFonts w:ascii="Times New Roman" w:hAnsi="Times New Roman"/>
+          <w:sz w:val="16"/>
+        </w:rPr>
+        <w:t xml:space="preserve">“DVB-S2 Modern Modulation and Coding Techniques for Satellite Broadcast and Broadband Transmissions,” </w:t>
+      </w:r>
+      <w:r>
+        <w:rPr>
+          <w:rFonts w:ascii="Times New Roman" w:hAnsi="Times New Roman"/>
+          <w:i/>
+          <w:sz w:val="16"/>
+        </w:rPr>
+        <w:t xml:space="preserve">IEEE Commun. Mag., </w:t>
+      </w:r>
+      <w:r>
+        <w:rPr>
+          <w:rFonts w:ascii="Times New Roman" w:hAnsi="Times New Roman"/>
+          <w:sz w:val="16"/>
+        </w:rPr>
+        <w:t>vol. 42, no. 11, pp. 146–156, 2004, doi: 10.1109/MCOM.2004.1362547.</w:t>
       </w:r>
     </w:p>
     <w:p>
       <w:pPr>
-        <w:spacing w:after="60"/>
-        <w:ind w:left="317" w:hanging="317"/>
+        <w:spacing w:after="40" w:line="240" w:lineRule="auto"/>
+        <w:ind w:left="259" w:hanging="259"/>
         <w:jc w:val="both"/>
       </w:pPr>
       <w:r>
         <w:rPr>
           <w:rFonts w:ascii="Times New Roman" w:hAnsi="Times New Roman"/>
-          <w:sz w:val="17"/>
+          <w:sz w:val="16"/>
         </w:rPr>
-        <w:t>[12] “Digital Video Broadcasting (DVB); Specification for Service Information (SI) in DVB Systems,” no. ETSI EN 300 468 V1.17.1. Sophia Antipolis, France, 2021.</w:t>
+        <w:t xml:space="preserve">[12] </w:t>
+      </w:r>
+      <w:r>
+        <w:rPr>
+          <w:rFonts w:ascii="Times New Roman" w:hAnsi="Times New Roman"/>
+          <w:sz w:val="16"/>
+        </w:rPr>
+        <w:t xml:space="preserve">G. Fairhurst et al., </w:t>
+      </w:r>
+      <w:r>
+        <w:rPr>
+          <w:rFonts w:ascii="Times New Roman" w:hAnsi="Times New Roman"/>
+          <w:sz w:val="16"/>
+        </w:rPr>
+        <w:t xml:space="preserve">“Generic Stream Encapsulation (GSE) for DVB-S2: Design and Evaluation,” </w:t>
+      </w:r>
+      <w:r>
+        <w:rPr>
+          <w:rFonts w:ascii="Times New Roman" w:hAnsi="Times New Roman"/>
+          <w:i/>
+          <w:sz w:val="16"/>
+        </w:rPr>
+        <w:t xml:space="preserve">Int. J. Satell. Commun. Netw., </w:t>
+      </w:r>
+      <w:r>
+        <w:rPr>
+          <w:rFonts w:ascii="Times New Roman" w:hAnsi="Times New Roman"/>
+          <w:sz w:val="16"/>
+        </w:rPr>
+        <w:t>vol. 28, no. 5–6, pp. 287–305, 2010, doi: 10.1002/sat.946.</w:t>
       </w:r>
     </w:p>
     <w:p>
       <w:pPr>
-        <w:spacing w:after="60"/>
-        <w:ind w:left="317" w:hanging="317"/>
+        <w:spacing w:after="40" w:line="240" w:lineRule="auto"/>
+        <w:ind w:left="259" w:hanging="259"/>
         <w:jc w:val="both"/>
       </w:pPr>
       <w:r>
         <w:rPr>
           <w:rFonts w:ascii="Times New Roman" w:hAnsi="Times New Roman"/>
-          <w:sz w:val="17"/>
+          <w:sz w:val="16"/>
         </w:rPr>
-        <w:t>[13] V. Chandola, A. Banerjee, and V. Kumar, “Anomaly Detection: A Survey,” ACM Computing Surveys, vol. 41, no. 3, pp. 1–58, 2009.</w:t>
+        <w:t xml:space="preserve">[13] </w:t>
+      </w:r>
+      <w:r>
+        <w:rPr>
+          <w:rFonts w:ascii="Times New Roman" w:hAnsi="Times New Roman"/>
+          <w:sz w:val="16"/>
+        </w:rPr>
+        <w:t xml:space="preserve">G. Fairhurst et al., </w:t>
+      </w:r>
+      <w:r>
+        <w:rPr>
+          <w:rFonts w:ascii="Times New Roman" w:hAnsi="Times New Roman"/>
+          <w:sz w:val="16"/>
+        </w:rPr>
+        <w:t xml:space="preserve">“Unidirectional Lightweight Encapsulation (ULE) for Transmission of IP Datagrams over an MPEG-2 Transport Stream,” </w:t>
+      </w:r>
+      <w:r>
+        <w:rPr>
+          <w:rFonts w:ascii="Times New Roman" w:hAnsi="Times New Roman"/>
+          <w:i/>
+          <w:sz w:val="16"/>
+        </w:rPr>
+        <w:t xml:space="preserve">IETF RFC 4326, </w:t>
+      </w:r>
+      <w:r>
+        <w:rPr>
+          <w:rFonts w:ascii="Times New Roman" w:hAnsi="Times New Roman"/>
+          <w:sz w:val="16"/>
+        </w:rPr>
+        <w:t>Dec. 2005.</w:t>
       </w:r>
     </w:p>
     <w:p>
       <w:pPr>
-        <w:spacing w:after="60"/>
-        <w:ind w:left="317" w:hanging="317"/>
+        <w:spacing w:after="40" w:line="240" w:lineRule="auto"/>
+        <w:ind w:left="259" w:hanging="259"/>
         <w:jc w:val="both"/>
       </w:pPr>
       <w:r>
         <w:rPr>
           <w:rFonts w:ascii="Times New Roman" w:hAnsi="Times New Roman"/>
-          <w:sz w:val="17"/>
+          <w:sz w:val="16"/>
         </w:rPr>
-        <w:t>[14] M. A. F. Pimentel, D. A. Clifton, L. Clifton, and L. Tarassenko, “A Review of Novelty Detection,” Signal Processing, vol. 99, pp. 215–249, 2014.</w:t>
+        <w:t xml:space="preserve">[14] </w:t>
+      </w:r>
+      <w:r>
+        <w:rPr>
+          <w:rFonts w:ascii="Times New Roman" w:hAnsi="Times New Roman"/>
+          <w:sz w:val="16"/>
+        </w:rPr>
+        <w:t xml:space="preserve">V. Chandola et al., </w:t>
+      </w:r>
+      <w:r>
+        <w:rPr>
+          <w:rFonts w:ascii="Times New Roman" w:hAnsi="Times New Roman"/>
+          <w:sz w:val="16"/>
+        </w:rPr>
+        <w:t xml:space="preserve">“Anomaly Detection: A Survey,” </w:t>
+      </w:r>
+      <w:r>
+        <w:rPr>
+          <w:rFonts w:ascii="Times New Roman" w:hAnsi="Times New Roman"/>
+          <w:i/>
+          <w:sz w:val="16"/>
+        </w:rPr>
+        <w:t xml:space="preserve">ACM Comput. Surv., </w:t>
+      </w:r>
+      <w:r>
+        <w:rPr>
+          <w:rFonts w:ascii="Times New Roman" w:hAnsi="Times New Roman"/>
+          <w:sz w:val="16"/>
+        </w:rPr>
+        <w:t>vol. 41, no. 3, pp. 1–58, 2009, doi: 10.1145/1541880.1541882.</w:t>
       </w:r>
     </w:p>
     <w:p>
       <w:pPr>
-        <w:spacing w:after="60"/>
-        <w:ind w:left="317" w:hanging="317"/>
+        <w:spacing w:after="40" w:line="240" w:lineRule="auto"/>
+        <w:ind w:left="259" w:hanging="259"/>
         <w:jc w:val="both"/>
       </w:pPr>
       <w:r>
         <w:rPr>
           <w:rFonts w:ascii="Times New Roman" w:hAnsi="Times New Roman"/>
-          <w:sz w:val="17"/>
+          <w:sz w:val="16"/>
         </w:rPr>
-        <w:t>[15] F. T. Liu, K. M. Ting, and Z.-H. Zhou, “Isolation Forest,” in Proceedings of the 8th IEEE International Conference on Data Mining (ICDM), Pisa, Italy, 2008, pp. 413–422.</w:t>
+        <w:t xml:space="preserve">[15] </w:t>
+      </w:r>
+      <w:r>
+        <w:rPr>
+          <w:rFonts w:ascii="Times New Roman" w:hAnsi="Times New Roman"/>
+          <w:sz w:val="16"/>
+        </w:rPr>
+        <w:t xml:space="preserve">M. A. F. Pimentel et al., </w:t>
+      </w:r>
+      <w:r>
+        <w:rPr>
+          <w:rFonts w:ascii="Times New Roman" w:hAnsi="Times New Roman"/>
+          <w:sz w:val="16"/>
+        </w:rPr>
+        <w:t xml:space="preserve">“A Review of Novelty Detection,” </w:t>
+      </w:r>
+      <w:r>
+        <w:rPr>
+          <w:rFonts w:ascii="Times New Roman" w:hAnsi="Times New Roman"/>
+          <w:i/>
+          <w:sz w:val="16"/>
+        </w:rPr>
+        <w:t xml:space="preserve">Signal Process., </w:t>
+      </w:r>
+      <w:r>
+        <w:rPr>
+          <w:rFonts w:ascii="Times New Roman" w:hAnsi="Times New Roman"/>
+          <w:sz w:val="16"/>
+        </w:rPr>
+        <w:t>vol. 99, pp. 215–249, 2014, doi: 10.1016/j.sigpro.2013.12.026.</w:t>
       </w:r>
     </w:p>
     <w:p>
       <w:pPr>
-        <w:spacing w:after="60"/>
-        <w:ind w:left="317" w:hanging="317"/>
+        <w:spacing w:after="40" w:line="240" w:lineRule="auto"/>
+        <w:ind w:left="259" w:hanging="259"/>
         <w:jc w:val="both"/>
       </w:pPr>
       <w:r>
         <w:rPr>
           <w:rFonts w:ascii="Times New Roman" w:hAnsi="Times New Roman"/>
-          <w:sz w:val="17"/>
+          <w:sz w:val="16"/>
         </w:rPr>
-        <w:t>[16] F. T. Liu, K. M. Ting, and Z.-H. Zhou, “Isolation-Based Anomaly Detection,” ACM Transactions on Knowledge Discovery from Data, vol. 6, no. 1, pp. 1–39, 2012.</w:t>
+        <w:t xml:space="preserve">[16] </w:t>
+      </w:r>
+      <w:r>
+        <w:rPr>
+          <w:rFonts w:ascii="Times New Roman" w:hAnsi="Times New Roman"/>
+          <w:sz w:val="16"/>
+        </w:rPr>
+        <w:t xml:space="preserve">F. T. Liu et al., </w:t>
+      </w:r>
+      <w:r>
+        <w:rPr>
+          <w:rFonts w:ascii="Times New Roman" w:hAnsi="Times New Roman"/>
+          <w:sz w:val="16"/>
+        </w:rPr>
+        <w:t xml:space="preserve">“Isolation Forest,” </w:t>
+      </w:r>
+      <w:r>
+        <w:rPr>
+          <w:rFonts w:ascii="Times New Roman" w:hAnsi="Times New Roman"/>
+          <w:i/>
+          <w:sz w:val="16"/>
+        </w:rPr>
+        <w:t xml:space="preserve">in Proc. IEEE ICDM, </w:t>
+      </w:r>
+      <w:r>
+        <w:rPr>
+          <w:rFonts w:ascii="Times New Roman" w:hAnsi="Times New Roman"/>
+          <w:sz w:val="16"/>
+        </w:rPr>
+        <w:t>pp. 413–422, 2008, doi: 10.1109/ICDM.2008.17.</w:t>
       </w:r>
     </w:p>
     <w:p>
       <w:pPr>
-        <w:spacing w:after="60"/>
-        <w:ind w:left="317" w:hanging="317"/>
+        <w:spacing w:after="40" w:line="240" w:lineRule="auto"/>
+        <w:ind w:left="259" w:hanging="259"/>
         <w:jc w:val="both"/>
       </w:pPr>
       <w:r>
         <w:rPr>
           <w:rFonts w:ascii="Times New Roman" w:hAnsi="Times New Roman"/>
-          <w:sz w:val="17"/>
+          <w:sz w:val="16"/>
         </w:rPr>
-        <w:t>[17] R. S. Baggio, P. R. L. Gondim, and F. L. L. Mendonca, “Network Traffic Anomaly Detection Using Unsupervised Learning Models: A Comparative Study,” IEEE Access, vol. 9, pp. 15982–15998, 2021.</w:t>
+        <w:t xml:space="preserve">[17] </w:t>
+      </w:r>
+      <w:r>
+        <w:rPr>
+          <w:rFonts w:ascii="Times New Roman" w:hAnsi="Times New Roman"/>
+          <w:sz w:val="16"/>
+        </w:rPr>
+        <w:t xml:space="preserve">F. T. Liu et al., </w:t>
+      </w:r>
+      <w:r>
+        <w:rPr>
+          <w:rFonts w:ascii="Times New Roman" w:hAnsi="Times New Roman"/>
+          <w:sz w:val="16"/>
+        </w:rPr>
+        <w:t xml:space="preserve">“Isolation-Based Anomaly Detection,” </w:t>
+      </w:r>
+      <w:r>
+        <w:rPr>
+          <w:rFonts w:ascii="Times New Roman" w:hAnsi="Times New Roman"/>
+          <w:i/>
+          <w:sz w:val="16"/>
+        </w:rPr>
+        <w:t xml:space="preserve">ACM TKDD, </w:t>
+      </w:r>
+      <w:r>
+        <w:rPr>
+          <w:rFonts w:ascii="Times New Roman" w:hAnsi="Times New Roman"/>
+          <w:sz w:val="16"/>
+        </w:rPr>
+        <w:t>vol. 6, no. 1, pp. 1–39, 2012, doi: 10.1145/2133360.2133363.</w:t>
       </w:r>
     </w:p>
     <w:p>
       <w:pPr>
-        <w:spacing w:after="60"/>
-        <w:ind w:left="317" w:hanging="317"/>
+        <w:spacing w:after="40" w:line="240" w:lineRule="auto"/>
+        <w:ind w:left="259" w:hanging="259"/>
         <w:jc w:val="both"/>
       </w:pPr>
       <w:r>
         <w:rPr>
           <w:rFonts w:ascii="Times New Roman" w:hAnsi="Times New Roman"/>
-          <w:sz w:val="17"/>
+          <w:sz w:val="16"/>
         </w:rPr>
-        <w:t>[18] D. Arthur and S. Vassilvitskii, “k-means++: The Advantages of Careful Seeding,” in Proceedings of the 18th Annual ACM-SIAM Symposium on Discrete Algorithms (SODA), New Orleans, LA, USA, 2007, pp. 1027–1035.</w:t>
+        <w:t xml:space="preserve">[18] </w:t>
+      </w:r>
+      <w:r>
+        <w:rPr>
+          <w:rFonts w:ascii="Times New Roman" w:hAnsi="Times New Roman"/>
+          <w:sz w:val="16"/>
+        </w:rPr>
+        <w:t xml:space="preserve">R. S. Baggio et al., </w:t>
+      </w:r>
+      <w:r>
+        <w:rPr>
+          <w:rFonts w:ascii="Times New Roman" w:hAnsi="Times New Roman"/>
+          <w:sz w:val="16"/>
+        </w:rPr>
+        <w:t xml:space="preserve">“Network Traffic Anomaly Detection Using Unsupervised Learning Models: A Comparative Study,” </w:t>
+      </w:r>
+      <w:r>
+        <w:rPr>
+          <w:rFonts w:ascii="Times New Roman" w:hAnsi="Times New Roman"/>
+          <w:i/>
+          <w:sz w:val="16"/>
+        </w:rPr>
+        <w:t xml:space="preserve">IEEE Access, </w:t>
+      </w:r>
+      <w:r>
+        <w:rPr>
+          <w:rFonts w:ascii="Times New Roman" w:hAnsi="Times New Roman"/>
+          <w:sz w:val="16"/>
+        </w:rPr>
+        <w:t>vol. 9, pp. 15982–15998, 2021, doi: 10.1109/ACCESS.2021.3052800.</w:t>
       </w:r>
     </w:p>
     <w:p>
       <w:pPr>
-        <w:spacing w:after="60"/>
-        <w:ind w:left="317" w:hanging="317"/>
+        <w:spacing w:after="40" w:line="240" w:lineRule="auto"/>
+        <w:ind w:left="259" w:hanging="259"/>
         <w:jc w:val="both"/>
       </w:pPr>
       <w:r>
         <w:rPr>
           <w:rFonts w:ascii="Times New Roman" w:hAnsi="Times New Roman"/>
-          <w:sz w:val="17"/>
+          <w:sz w:val="16"/>
         </w:rPr>
-        <w:t>[19] M. Ester, H.-P. Kriegel, J. Sander, and X. Xu, “A Density-Based Algorithm for Discovering Clusters in Large Spatial Databases with Noise,” in Proceedings of the 2nd International Conference on Knowledge Discovery and Data Mining (KDD), Portland, OR, USA, 1996, pp. 226–231.</w:t>
+        <w:t xml:space="preserve">[19] </w:t>
+      </w:r>
+      <w:r>
+        <w:rPr>
+          <w:rFonts w:ascii="Times New Roman" w:hAnsi="Times New Roman"/>
+          <w:sz w:val="16"/>
+        </w:rPr>
+        <w:t xml:space="preserve">D. Arthur et al., </w:t>
+      </w:r>
+      <w:r>
+        <w:rPr>
+          <w:rFonts w:ascii="Times New Roman" w:hAnsi="Times New Roman"/>
+          <w:sz w:val="16"/>
+        </w:rPr>
+        <w:t xml:space="preserve">“k-means++: The Advantages of Careful Seeding,” </w:t>
+      </w:r>
+      <w:r>
+        <w:rPr>
+          <w:rFonts w:ascii="Times New Roman" w:hAnsi="Times New Roman"/>
+          <w:i/>
+          <w:sz w:val="16"/>
+        </w:rPr>
+        <w:t xml:space="preserve">in Proc. ACM-SIAM SODA, </w:t>
+      </w:r>
+      <w:r>
+        <w:rPr>
+          <w:rFonts w:ascii="Times New Roman" w:hAnsi="Times New Roman"/>
+          <w:sz w:val="16"/>
+        </w:rPr>
+        <w:t>pp. 1027–1035, 2007.</w:t>
       </w:r>
     </w:p>
     <w:p>
       <w:pPr>
-        <w:spacing w:after="60"/>
-        <w:ind w:left="317" w:hanging="317"/>
+        <w:spacing w:after="40" w:line="240" w:lineRule="auto"/>
+        <w:ind w:left="259" w:hanging="259"/>
         <w:jc w:val="both"/>
       </w:pPr>
       <w:r>
         <w:rPr>
           <w:rFonts w:ascii="Times New Roman" w:hAnsi="Times New Roman"/>
-          <w:sz w:val="17"/>
+          <w:sz w:val="16"/>
         </w:rPr>
-        <w:t>[20] C. E. Shannon, “A Mathematical Theory of Communication,” Bell System Technical Journal, vol. 27, no. 3, pp. 379–423, 1948.</w:t>
+        <w:t xml:space="preserve">[20] </w:t>
+      </w:r>
+      <w:r>
+        <w:rPr>
+          <w:rFonts w:ascii="Times New Roman" w:hAnsi="Times New Roman"/>
+          <w:sz w:val="16"/>
+        </w:rPr>
+        <w:t xml:space="preserve">M. Ester et al., </w:t>
+      </w:r>
+      <w:r>
+        <w:rPr>
+          <w:rFonts w:ascii="Times New Roman" w:hAnsi="Times New Roman"/>
+          <w:sz w:val="16"/>
+        </w:rPr>
+        <w:t xml:space="preserve">“A Density-Based Algorithm for Discovering Clusters in Large Spatial Databases with Noise,” </w:t>
+      </w:r>
+      <w:r>
+        <w:rPr>
+          <w:rFonts w:ascii="Times New Roman" w:hAnsi="Times New Roman"/>
+          <w:i/>
+          <w:sz w:val="16"/>
+        </w:rPr>
+        <w:t xml:space="preserve">in Proc. KDD, </w:t>
+      </w:r>
+      <w:r>
+        <w:rPr>
+          <w:rFonts w:ascii="Times New Roman" w:hAnsi="Times New Roman"/>
+          <w:sz w:val="16"/>
+        </w:rPr>
+        <w:t>pp. 226–231, 1996.</w:t>
       </w:r>
     </w:p>
     <w:sectPr>
